--- a/prp/ip data/topics/core java/hashmap.docx
+++ b/prp/ip data/topics/core java/hashmap.docx
@@ -3,19 +3,71 @@
 <w:document xmlns:wpc="http://schemas.microsoft.com/office/word/2010/wordprocessingCanvas" xmlns:cx="http://schemas.microsoft.com/office/drawing/2014/chartex" xmlns:cx1="http://schemas.microsoft.com/office/drawing/2015/9/8/chartex" xmlns:cx2="http://schemas.microsoft.com/office/drawing/2015/10/21/chartex" xmlns:cx3="http://schemas.microsoft.com/office/drawing/2016/5/9/chartex" xmlns:cx4="http://schemas.microsoft.com/office/drawing/2016/5/10/chartex" xmlns:cx5="http://schemas.microsoft.com/office/drawing/2016/5/11/chartex" xmlns:cx6="http://schemas.microsoft.com/office/drawing/2016/5/12/chartex" xmlns:cx7="http://schemas.microsoft.com/office/drawing/2016/5/13/chartex" xmlns:cx8="http://schemas.microsoft.com/office/drawing/2016/5/14/chartex" xmlns:mc="http://schemas.openxmlformats.org/markup-compatibility/2006" xmlns:aink="http://schemas.microsoft.com/office/drawing/2016/ink" xmlns:am3d="http://schemas.microsoft.com/office/drawing/2017/model3d" xmlns:o="urn:schemas-microsoft-com:office:office" xmlns:r="http://schemas.openxmlformats.org/officeDocument/2006/relationships" xmlns:m="http://schemas.openxmlformats.org/officeDocument/2006/math" xmlns:v="urn:schemas-microsoft-com:vml" xmlns:wp14="http://schemas.microsoft.com/office/word/2010/wordprocessingDrawing" xmlns:wp="http://schemas.openxmlformats.org/drawingml/2006/wordprocessingDrawing" xmlns:w10="urn:schemas-microsoft-com:office:word" xmlns:w="http://schemas.openxmlformats.org/wordprocessingml/2006/main" xmlns:w14="http://schemas.microsoft.com/office/word/2010/wordml" xmlns:w15="http://schemas.microsoft.com/office/word/2012/wordml" xmlns:w16cex="http://schemas.microsoft.com/office/word/2018/wordml/cex" xmlns:w16cid="http://schemas.microsoft.com/office/word/2016/wordml/cid" xmlns:w16="http://schemas.microsoft.com/office/word/2018/wordml" xmlns:w16sdtdh="http://schemas.microsoft.com/office/word/2020/wordml/sdtdatahash" xmlns:w16se="http://schemas.microsoft.com/office/word/2015/wordml/symex" xmlns:wpg="http://schemas.microsoft.com/office/word/2010/wordprocessingGroup" xmlns:wpi="http://schemas.microsoft.com/office/word/2010/wordprocessingInk" xmlns:wne="http://schemas.microsoft.com/office/word/2006/wordml" xmlns:wps="http://schemas.microsoft.com/office/word/2010/wordprocessingShape" mc:Ignorable="w14 w15 w16se w16cid w16 w16cex w16sdtdh wp14">
   <w:body>
     <w:p>
-      <w:r>
+      <w:pPr>
+        <w:rPr>
+          <w:rFonts w:ascii="Times New Roman" w:hAnsi="Times New Roman" w:cs="Times New Roman"/>
+          <w:sz w:val="28"/>
+          <w:szCs w:val="28"/>
+        </w:rPr>
+      </w:pPr>
+      <w:r>
+        <w:rPr>
+          <w:rFonts w:ascii="Times New Roman" w:hAnsi="Times New Roman" w:cs="Times New Roman"/>
+          <w:sz w:val="28"/>
+          <w:szCs w:val="28"/>
+        </w:rPr>
         <w:t>Internal working of the HashMap</w:t>
       </w:r>
     </w:p>
-    <w:p/>
-    <w:p>
-      <w:r>
+    <w:p>
+      <w:pPr>
+        <w:rPr>
+          <w:rFonts w:ascii="Times New Roman" w:hAnsi="Times New Roman" w:cs="Times New Roman"/>
+          <w:sz w:val="28"/>
+          <w:szCs w:val="28"/>
+        </w:rPr>
+      </w:pPr>
+    </w:p>
+    <w:p>
+      <w:pPr>
+        <w:rPr>
+          <w:rFonts w:ascii="Times New Roman" w:hAnsi="Times New Roman" w:cs="Times New Roman"/>
+          <w:sz w:val="28"/>
+          <w:szCs w:val="28"/>
+        </w:rPr>
+      </w:pPr>
+      <w:r>
+        <w:rPr>
+          <w:rFonts w:ascii="Times New Roman" w:hAnsi="Times New Roman" w:cs="Times New Roman"/>
+          <w:sz w:val="28"/>
+          <w:szCs w:val="28"/>
+        </w:rPr>
         <w:t>HashMap – is a part of collections framework, it implements map interface used to store key value pairs. Every key must be unique but value can be duplicates.</w:t>
       </w:r>
     </w:p>
-    <w:p/>
-    <w:p>
-      <w:r>
+    <w:p>
+      <w:pPr>
+        <w:rPr>
+          <w:rFonts w:ascii="Times New Roman" w:hAnsi="Times New Roman" w:cs="Times New Roman"/>
+          <w:sz w:val="28"/>
+          <w:szCs w:val="28"/>
+        </w:rPr>
+      </w:pPr>
+    </w:p>
+    <w:p>
+      <w:pPr>
+        <w:rPr>
+          <w:rFonts w:ascii="Times New Roman" w:hAnsi="Times New Roman" w:cs="Times New Roman"/>
+          <w:sz w:val="28"/>
+          <w:szCs w:val="28"/>
+        </w:rPr>
+      </w:pPr>
+      <w:r>
+        <w:rPr>
+          <w:rFonts w:ascii="Times New Roman" w:hAnsi="Times New Roman" w:cs="Times New Roman"/>
+          <w:sz w:val="28"/>
+          <w:szCs w:val="28"/>
+        </w:rPr>
         <w:t xml:space="preserve">Properties – </w:t>
       </w:r>
     </w:p>
@@ -26,8 +78,18 @@
           <w:ilvl w:val="0"/>
           <w:numId w:val="1"/>
         </w:numPr>
-      </w:pPr>
-      <w:r>
+        <w:rPr>
+          <w:rFonts w:ascii="Times New Roman" w:hAnsi="Times New Roman" w:cs="Times New Roman"/>
+          <w:sz w:val="28"/>
+          <w:szCs w:val="28"/>
+        </w:rPr>
+      </w:pPr>
+      <w:r>
+        <w:rPr>
+          <w:rFonts w:ascii="Times New Roman" w:hAnsi="Times New Roman" w:cs="Times New Roman"/>
+          <w:sz w:val="28"/>
+          <w:szCs w:val="28"/>
+        </w:rPr>
         <w:t>Key value pairs.</w:t>
       </w:r>
     </w:p>
@@ -38,11 +100,26 @@
           <w:ilvl w:val="0"/>
           <w:numId w:val="1"/>
         </w:numPr>
-      </w:pPr>
-      <w:r>
+        <w:rPr>
+          <w:rFonts w:ascii="Times New Roman" w:hAnsi="Times New Roman" w:cs="Times New Roman"/>
+          <w:sz w:val="28"/>
+          <w:szCs w:val="28"/>
+        </w:rPr>
+      </w:pPr>
+      <w:r>
+        <w:rPr>
+          <w:rFonts w:ascii="Times New Roman" w:hAnsi="Times New Roman" w:cs="Times New Roman"/>
+          <w:sz w:val="28"/>
+          <w:szCs w:val="28"/>
+        </w:rPr>
         <w:t>Stores on</w:t>
       </w:r>
       <w:r>
+        <w:rPr>
+          <w:rFonts w:ascii="Times New Roman" w:hAnsi="Times New Roman" w:cs="Times New Roman"/>
+          <w:sz w:val="28"/>
+          <w:szCs w:val="28"/>
+        </w:rPr>
         <w:t>ly one null key</w:t>
       </w:r>
     </w:p>
@@ -53,8 +130,18 @@
           <w:ilvl w:val="0"/>
           <w:numId w:val="1"/>
         </w:numPr>
-      </w:pPr>
-      <w:r>
+        <w:rPr>
+          <w:rFonts w:ascii="Times New Roman" w:hAnsi="Times New Roman" w:cs="Times New Roman"/>
+          <w:sz w:val="28"/>
+          <w:szCs w:val="28"/>
+        </w:rPr>
+      </w:pPr>
+      <w:r>
+        <w:rPr>
+          <w:rFonts w:ascii="Times New Roman" w:hAnsi="Times New Roman" w:cs="Times New Roman"/>
+          <w:sz w:val="28"/>
+          <w:szCs w:val="28"/>
+        </w:rPr>
         <w:t>Every key must be unique and values can be duplicate</w:t>
       </w:r>
     </w:p>
@@ -65,21 +152,46 @@
           <w:ilvl w:val="0"/>
           <w:numId w:val="1"/>
         </w:numPr>
+        <w:rPr>
+          <w:rFonts w:ascii="Times New Roman" w:hAnsi="Times New Roman" w:cs="Times New Roman"/>
+          <w:sz w:val="28"/>
+          <w:szCs w:val="28"/>
+        </w:rPr>
       </w:pPr>
       <w:proofErr w:type="gramStart"/>
       <w:r>
+        <w:rPr>
+          <w:rFonts w:ascii="Times New Roman" w:hAnsi="Times New Roman" w:cs="Times New Roman"/>
+          <w:sz w:val="28"/>
+          <w:szCs w:val="28"/>
+        </w:rPr>
         <w:t>Its  internally</w:t>
       </w:r>
       <w:proofErr w:type="gramEnd"/>
       <w:r>
+        <w:rPr>
+          <w:rFonts w:ascii="Times New Roman" w:hAnsi="Times New Roman" w:cs="Times New Roman"/>
+          <w:sz w:val="28"/>
+          <w:szCs w:val="28"/>
+        </w:rPr>
         <w:t xml:space="preserve"> use equals and </w:t>
       </w:r>
       <w:proofErr w:type="spellStart"/>
       <w:r>
+        <w:rPr>
+          <w:rFonts w:ascii="Times New Roman" w:hAnsi="Times New Roman" w:cs="Times New Roman"/>
+          <w:sz w:val="28"/>
+          <w:szCs w:val="28"/>
+        </w:rPr>
         <w:t>hashcode</w:t>
       </w:r>
       <w:proofErr w:type="spellEnd"/>
       <w:r>
+        <w:rPr>
+          <w:rFonts w:ascii="Times New Roman" w:hAnsi="Times New Roman" w:cs="Times New Roman"/>
+          <w:sz w:val="28"/>
+          <w:szCs w:val="28"/>
+        </w:rPr>
         <w:t xml:space="preserve"> function</w:t>
       </w:r>
     </w:p>
@@ -90,30 +202,58 @@
           <w:ilvl w:val="0"/>
           <w:numId w:val="1"/>
         </w:numPr>
-      </w:pPr>
-      <w:r>
+        <w:rPr>
+          <w:rFonts w:ascii="Times New Roman" w:hAnsi="Times New Roman" w:cs="Times New Roman"/>
+          <w:sz w:val="28"/>
+          <w:szCs w:val="28"/>
+        </w:rPr>
+      </w:pPr>
+      <w:r>
+        <w:rPr>
+          <w:rFonts w:ascii="Times New Roman" w:hAnsi="Times New Roman" w:cs="Times New Roman"/>
+          <w:sz w:val="28"/>
+          <w:szCs w:val="28"/>
+        </w:rPr>
         <w:t>Stores data in the buckets and its not a thread safe</w:t>
       </w:r>
     </w:p>
     <w:p>
       <w:pPr>
         <w:pStyle w:val="Heading3"/>
+        <w:rPr>
+          <w:sz w:val="28"/>
+          <w:szCs w:val="28"/>
+        </w:rPr>
       </w:pPr>
       <w:proofErr w:type="gramStart"/>
       <w:r>
+        <w:rPr>
+          <w:sz w:val="28"/>
+          <w:szCs w:val="28"/>
+        </w:rPr>
         <w:t>Its</w:t>
       </w:r>
       <w:proofErr w:type="gramEnd"/>
       <w:r>
+        <w:rPr>
+          <w:sz w:val="28"/>
+          <w:szCs w:val="28"/>
+        </w:rPr>
         <w:t xml:space="preserve"> provide efficient speed for look up and insertion and deletion.</w:t>
       </w:r>
       <w:r>
+        <w:rPr>
+          <w:sz w:val="28"/>
+          <w:szCs w:val="28"/>
+        </w:rPr>
         <w:br/>
       </w:r>
       <w:r>
+        <w:rPr>
+          <w:sz w:val="28"/>
+          <w:szCs w:val="28"/>
+        </w:rPr>
         <w:br/>
-      </w:r>
-      <w:r>
         <w:t>Summary Table</w:t>
       </w:r>
     </w:p>
@@ -130,10 +270,10 @@
         <w:tblLook w:val="04A0" w:firstRow="1" w:lastRow="0" w:firstColumn="1" w:lastColumn="0" w:noHBand="0" w:noVBand="1"/>
       </w:tblPr>
       <w:tblGrid>
-        <w:gridCol w:w="2131"/>
-        <w:gridCol w:w="2223"/>
-        <w:gridCol w:w="1780"/>
-        <w:gridCol w:w="2876"/>
+        <w:gridCol w:w="2159"/>
+        <w:gridCol w:w="2295"/>
+        <w:gridCol w:w="1875"/>
+        <w:gridCol w:w="2681"/>
       </w:tblGrid>
       <w:tr>
         <w:trPr>
@@ -163,8 +303,8 @@
               <w:spacing w:after="480" w:line="240" w:lineRule="auto"/>
               <w:rPr>
                 <w:rFonts w:ascii="Times New Roman" w:eastAsia="Times New Roman" w:hAnsi="Times New Roman" w:cs="Times New Roman"/>
-                <w:sz w:val="24"/>
-                <w:szCs w:val="24"/>
+                <w:sz w:val="28"/>
+                <w:szCs w:val="28"/>
                 <w:lang w:eastAsia="en-IN"/>
               </w:rPr>
             </w:pPr>
@@ -173,8 +313,8 @@
                 <w:rFonts w:ascii="Times New Roman" w:eastAsia="Times New Roman" w:hAnsi="Times New Roman" w:cs="Times New Roman"/>
                 <w:b/>
                 <w:bCs/>
-                <w:sz w:val="24"/>
-                <w:szCs w:val="24"/>
+                <w:sz w:val="28"/>
+                <w:szCs w:val="28"/>
                 <w:lang w:eastAsia="en-IN"/>
               </w:rPr>
               <w:t>Operation</w:t>
@@ -204,8 +344,8 @@
               <w:spacing w:after="480" w:line="240" w:lineRule="auto"/>
               <w:rPr>
                 <w:rFonts w:ascii="Times New Roman" w:eastAsia="Times New Roman" w:hAnsi="Times New Roman" w:cs="Times New Roman"/>
-                <w:sz w:val="24"/>
-                <w:szCs w:val="24"/>
+                <w:sz w:val="28"/>
+                <w:szCs w:val="28"/>
                 <w:lang w:eastAsia="en-IN"/>
               </w:rPr>
             </w:pPr>
@@ -214,8 +354,8 @@
                 <w:rFonts w:ascii="Times New Roman" w:eastAsia="Times New Roman" w:hAnsi="Times New Roman" w:cs="Times New Roman"/>
                 <w:b/>
                 <w:bCs/>
-                <w:sz w:val="24"/>
-                <w:szCs w:val="24"/>
+                <w:sz w:val="28"/>
+                <w:szCs w:val="28"/>
                 <w:lang w:eastAsia="en-IN"/>
               </w:rPr>
               <w:t>HashMap</w:t>
@@ -245,8 +385,8 @@
               <w:spacing w:after="480" w:line="240" w:lineRule="auto"/>
               <w:rPr>
                 <w:rFonts w:ascii="Times New Roman" w:eastAsia="Times New Roman" w:hAnsi="Times New Roman" w:cs="Times New Roman"/>
-                <w:sz w:val="24"/>
-                <w:szCs w:val="24"/>
+                <w:sz w:val="28"/>
+                <w:szCs w:val="28"/>
                 <w:lang w:eastAsia="en-IN"/>
               </w:rPr>
             </w:pPr>
@@ -256,8 +396,8 @@
                 <w:rFonts w:ascii="Times New Roman" w:eastAsia="Times New Roman" w:hAnsi="Times New Roman" w:cs="Times New Roman"/>
                 <w:b/>
                 <w:bCs/>
-                <w:sz w:val="24"/>
-                <w:szCs w:val="24"/>
+                <w:sz w:val="28"/>
+                <w:szCs w:val="28"/>
                 <w:lang w:eastAsia="en-IN"/>
               </w:rPr>
               <w:t>ArrayList</w:t>
@@ -288,8 +428,8 @@
               <w:spacing w:after="480" w:line="240" w:lineRule="auto"/>
               <w:rPr>
                 <w:rFonts w:ascii="Times New Roman" w:eastAsia="Times New Roman" w:hAnsi="Times New Roman" w:cs="Times New Roman"/>
-                <w:sz w:val="24"/>
-                <w:szCs w:val="24"/>
+                <w:sz w:val="28"/>
+                <w:szCs w:val="28"/>
                 <w:lang w:eastAsia="en-IN"/>
               </w:rPr>
             </w:pPr>
@@ -298,8 +438,8 @@
                 <w:rFonts w:ascii="Times New Roman" w:eastAsia="Times New Roman" w:hAnsi="Times New Roman" w:cs="Times New Roman"/>
                 <w:b/>
                 <w:bCs/>
-                <w:sz w:val="24"/>
-                <w:szCs w:val="24"/>
+                <w:sz w:val="28"/>
+                <w:szCs w:val="28"/>
                 <w:lang w:eastAsia="en-IN"/>
               </w:rPr>
               <w:t>Faster Choice</w:t>
@@ -334,8 +474,8 @@
               <w:spacing w:after="480" w:line="240" w:lineRule="auto"/>
               <w:rPr>
                 <w:rFonts w:ascii="Times New Roman" w:eastAsia="Times New Roman" w:hAnsi="Times New Roman" w:cs="Times New Roman"/>
-                <w:sz w:val="24"/>
-                <w:szCs w:val="24"/>
+                <w:sz w:val="28"/>
+                <w:szCs w:val="28"/>
                 <w:lang w:eastAsia="en-IN"/>
               </w:rPr>
             </w:pPr>
@@ -344,8 +484,8 @@
                 <w:rFonts w:ascii="Times New Roman" w:eastAsia="Times New Roman" w:hAnsi="Times New Roman" w:cs="Times New Roman"/>
                 <w:b/>
                 <w:bCs/>
-                <w:sz w:val="24"/>
-                <w:szCs w:val="24"/>
+                <w:sz w:val="28"/>
+                <w:szCs w:val="28"/>
                 <w:lang w:eastAsia="en-IN"/>
               </w:rPr>
               <w:t>Lookup by Key / Value</w:t>
@@ -375,16 +515,16 @@
               <w:spacing w:after="480" w:line="240" w:lineRule="auto"/>
               <w:rPr>
                 <w:rFonts w:ascii="Times New Roman" w:eastAsia="Times New Roman" w:hAnsi="Times New Roman" w:cs="Times New Roman"/>
-                <w:sz w:val="24"/>
-                <w:szCs w:val="24"/>
+                <w:sz w:val="28"/>
+                <w:szCs w:val="28"/>
                 <w:lang w:eastAsia="en-IN"/>
               </w:rPr>
             </w:pPr>
             <w:r>
               <w:rPr>
                 <w:rFonts w:ascii="Times New Roman" w:eastAsia="Times New Roman" w:hAnsi="Times New Roman" w:cs="Times New Roman"/>
-                <w:sz w:val="24"/>
-                <w:szCs w:val="24"/>
+                <w:sz w:val="28"/>
+                <w:szCs w:val="28"/>
                 <w:lang w:eastAsia="en-IN"/>
               </w:rPr>
               <w:t>$</w:t>
@@ -393,8 +533,8 @@
             <w:r>
               <w:rPr>
                 <w:rFonts w:ascii="Times New Roman" w:eastAsia="Times New Roman" w:hAnsi="Times New Roman" w:cs="Times New Roman"/>
-                <w:sz w:val="24"/>
-                <w:szCs w:val="24"/>
+                <w:sz w:val="28"/>
+                <w:szCs w:val="28"/>
                 <w:lang w:eastAsia="en-IN"/>
               </w:rPr>
               <w:t>O(</w:t>
@@ -403,8 +543,8 @@
             <w:r>
               <w:rPr>
                 <w:rFonts w:ascii="Times New Roman" w:eastAsia="Times New Roman" w:hAnsi="Times New Roman" w:cs="Times New Roman"/>
-                <w:sz w:val="24"/>
-                <w:szCs w:val="24"/>
+                <w:sz w:val="28"/>
+                <w:szCs w:val="28"/>
                 <w:lang w:eastAsia="en-IN"/>
               </w:rPr>
               <w:t>1)$ average</w:t>
@@ -434,16 +574,16 @@
               <w:spacing w:after="480" w:line="240" w:lineRule="auto"/>
               <w:rPr>
                 <w:rFonts w:ascii="Times New Roman" w:eastAsia="Times New Roman" w:hAnsi="Times New Roman" w:cs="Times New Roman"/>
-                <w:sz w:val="24"/>
-                <w:szCs w:val="24"/>
+                <w:sz w:val="28"/>
+                <w:szCs w:val="28"/>
                 <w:lang w:eastAsia="en-IN"/>
               </w:rPr>
             </w:pPr>
             <w:r>
               <w:rPr>
                 <w:rFonts w:ascii="Times New Roman" w:eastAsia="Times New Roman" w:hAnsi="Times New Roman" w:cs="Times New Roman"/>
-                <w:sz w:val="24"/>
-                <w:szCs w:val="24"/>
+                <w:sz w:val="28"/>
+                <w:szCs w:val="28"/>
                 <w:lang w:eastAsia="en-IN"/>
               </w:rPr>
               <w:t>$O(n)$</w:t>
@@ -473,18 +613,18 @@
               <w:spacing w:after="480" w:line="240" w:lineRule="auto"/>
               <w:rPr>
                 <w:rFonts w:ascii="Times New Roman" w:eastAsia="Times New Roman" w:hAnsi="Times New Roman" w:cs="Times New Roman"/>
-                <w:sz w:val="24"/>
-                <w:szCs w:val="24"/>
+                <w:sz w:val="28"/>
+                <w:szCs w:val="28"/>
                 <w:lang w:eastAsia="en-IN"/>
               </w:rPr>
             </w:pPr>
             <w:r>
               <w:rPr>
-                <w:rFonts w:ascii="Courier New" w:eastAsia="Times New Roman" w:hAnsi="Courier New" w:cs="Courier New"/>
+                <w:rFonts w:ascii="Times New Roman" w:eastAsia="Times New Roman" w:hAnsi="Times New Roman" w:cs="Times New Roman"/>
                 <w:b/>
                 <w:bCs/>
-                <w:sz w:val="20"/>
-                <w:szCs w:val="20"/>
+                <w:sz w:val="28"/>
+                <w:szCs w:val="28"/>
                 <w:lang w:eastAsia="en-IN"/>
               </w:rPr>
               <w:t>HashMap</w:t>
@@ -519,8 +659,8 @@
               <w:spacing w:after="480" w:line="240" w:lineRule="auto"/>
               <w:rPr>
                 <w:rFonts w:ascii="Times New Roman" w:eastAsia="Times New Roman" w:hAnsi="Times New Roman" w:cs="Times New Roman"/>
-                <w:sz w:val="24"/>
-                <w:szCs w:val="24"/>
+                <w:sz w:val="28"/>
+                <w:szCs w:val="28"/>
                 <w:lang w:eastAsia="en-IN"/>
               </w:rPr>
             </w:pPr>
@@ -529,8 +669,8 @@
                 <w:rFonts w:ascii="Times New Roman" w:eastAsia="Times New Roman" w:hAnsi="Times New Roman" w:cs="Times New Roman"/>
                 <w:b/>
                 <w:bCs/>
-                <w:sz w:val="24"/>
-                <w:szCs w:val="24"/>
+                <w:sz w:val="28"/>
+                <w:szCs w:val="28"/>
                 <w:lang w:eastAsia="en-IN"/>
               </w:rPr>
               <w:t>Lookup by Index</w:t>
@@ -560,16 +700,16 @@
               <w:spacing w:after="480" w:line="240" w:lineRule="auto"/>
               <w:rPr>
                 <w:rFonts w:ascii="Times New Roman" w:eastAsia="Times New Roman" w:hAnsi="Times New Roman" w:cs="Times New Roman"/>
-                <w:sz w:val="24"/>
-                <w:szCs w:val="24"/>
+                <w:sz w:val="28"/>
+                <w:szCs w:val="28"/>
                 <w:lang w:eastAsia="en-IN"/>
               </w:rPr>
             </w:pPr>
             <w:r>
               <w:rPr>
                 <w:rFonts w:ascii="Times New Roman" w:eastAsia="Times New Roman" w:hAnsi="Times New Roman" w:cs="Times New Roman"/>
-                <w:sz w:val="24"/>
-                <w:szCs w:val="24"/>
+                <w:sz w:val="28"/>
+                <w:szCs w:val="28"/>
                 <w:lang w:eastAsia="en-IN"/>
               </w:rPr>
               <w:t>Not supported efficiently</w:t>
@@ -599,16 +739,16 @@
               <w:spacing w:after="480" w:line="240" w:lineRule="auto"/>
               <w:rPr>
                 <w:rFonts w:ascii="Times New Roman" w:eastAsia="Times New Roman" w:hAnsi="Times New Roman" w:cs="Times New Roman"/>
-                <w:sz w:val="24"/>
-                <w:szCs w:val="24"/>
+                <w:sz w:val="28"/>
+                <w:szCs w:val="28"/>
                 <w:lang w:eastAsia="en-IN"/>
               </w:rPr>
             </w:pPr>
             <w:r>
               <w:rPr>
                 <w:rFonts w:ascii="Times New Roman" w:eastAsia="Times New Roman" w:hAnsi="Times New Roman" w:cs="Times New Roman"/>
-                <w:sz w:val="24"/>
-                <w:szCs w:val="24"/>
+                <w:sz w:val="28"/>
+                <w:szCs w:val="28"/>
                 <w:lang w:eastAsia="en-IN"/>
               </w:rPr>
               <w:t>$</w:t>
@@ -617,8 +757,8 @@
             <w:r>
               <w:rPr>
                 <w:rFonts w:ascii="Times New Roman" w:eastAsia="Times New Roman" w:hAnsi="Times New Roman" w:cs="Times New Roman"/>
-                <w:sz w:val="24"/>
-                <w:szCs w:val="24"/>
+                <w:sz w:val="28"/>
+                <w:szCs w:val="28"/>
                 <w:lang w:eastAsia="en-IN"/>
               </w:rPr>
               <w:t>O(</w:t>
@@ -627,8 +767,8 @@
             <w:r>
               <w:rPr>
                 <w:rFonts w:ascii="Times New Roman" w:eastAsia="Times New Roman" w:hAnsi="Times New Roman" w:cs="Times New Roman"/>
-                <w:sz w:val="24"/>
-                <w:szCs w:val="24"/>
+                <w:sz w:val="28"/>
+                <w:szCs w:val="28"/>
                 <w:lang w:eastAsia="en-IN"/>
               </w:rPr>
               <w:t>1)$</w:t>
@@ -658,19 +798,19 @@
               <w:spacing w:after="480" w:line="240" w:lineRule="auto"/>
               <w:rPr>
                 <w:rFonts w:ascii="Times New Roman" w:eastAsia="Times New Roman" w:hAnsi="Times New Roman" w:cs="Times New Roman"/>
-                <w:sz w:val="24"/>
-                <w:szCs w:val="24"/>
+                <w:sz w:val="28"/>
+                <w:szCs w:val="28"/>
                 <w:lang w:eastAsia="en-IN"/>
               </w:rPr>
             </w:pPr>
             <w:proofErr w:type="spellStart"/>
             <w:r>
               <w:rPr>
-                <w:rFonts w:ascii="Courier New" w:eastAsia="Times New Roman" w:hAnsi="Courier New" w:cs="Courier New"/>
+                <w:rFonts w:ascii="Times New Roman" w:eastAsia="Times New Roman" w:hAnsi="Times New Roman" w:cs="Times New Roman"/>
                 <w:b/>
                 <w:bCs/>
-                <w:sz w:val="20"/>
-                <w:szCs w:val="20"/>
+                <w:sz w:val="28"/>
+                <w:szCs w:val="28"/>
                 <w:lang w:eastAsia="en-IN"/>
               </w:rPr>
               <w:t>ArrayList</w:t>
@@ -706,8 +846,8 @@
               <w:spacing w:after="480" w:line="240" w:lineRule="auto"/>
               <w:rPr>
                 <w:rFonts w:ascii="Times New Roman" w:eastAsia="Times New Roman" w:hAnsi="Times New Roman" w:cs="Times New Roman"/>
-                <w:sz w:val="24"/>
-                <w:szCs w:val="24"/>
+                <w:sz w:val="28"/>
+                <w:szCs w:val="28"/>
                 <w:lang w:eastAsia="en-IN"/>
               </w:rPr>
             </w:pPr>
@@ -716,8 +856,8 @@
                 <w:rFonts w:ascii="Times New Roman" w:eastAsia="Times New Roman" w:hAnsi="Times New Roman" w:cs="Times New Roman"/>
                 <w:b/>
                 <w:bCs/>
-                <w:sz w:val="24"/>
-                <w:szCs w:val="24"/>
+                <w:sz w:val="28"/>
+                <w:szCs w:val="28"/>
                 <w:lang w:eastAsia="en-IN"/>
               </w:rPr>
               <w:t>Insert at the end</w:t>
@@ -747,16 +887,16 @@
               <w:spacing w:after="480" w:line="240" w:lineRule="auto"/>
               <w:rPr>
                 <w:rFonts w:ascii="Times New Roman" w:eastAsia="Times New Roman" w:hAnsi="Times New Roman" w:cs="Times New Roman"/>
-                <w:sz w:val="24"/>
-                <w:szCs w:val="24"/>
+                <w:sz w:val="28"/>
+                <w:szCs w:val="28"/>
                 <w:lang w:eastAsia="en-IN"/>
               </w:rPr>
             </w:pPr>
             <w:r>
               <w:rPr>
                 <w:rFonts w:ascii="Times New Roman" w:eastAsia="Times New Roman" w:hAnsi="Times New Roman" w:cs="Times New Roman"/>
-                <w:sz w:val="24"/>
-                <w:szCs w:val="24"/>
+                <w:sz w:val="28"/>
+                <w:szCs w:val="28"/>
                 <w:lang w:eastAsia="en-IN"/>
               </w:rPr>
               <w:t>$</w:t>
@@ -765,8 +905,8 @@
             <w:r>
               <w:rPr>
                 <w:rFonts w:ascii="Times New Roman" w:eastAsia="Times New Roman" w:hAnsi="Times New Roman" w:cs="Times New Roman"/>
-                <w:sz w:val="24"/>
-                <w:szCs w:val="24"/>
+                <w:sz w:val="28"/>
+                <w:szCs w:val="28"/>
                 <w:lang w:eastAsia="en-IN"/>
               </w:rPr>
               <w:t>O(</w:t>
@@ -775,8 +915,8 @@
             <w:r>
               <w:rPr>
                 <w:rFonts w:ascii="Times New Roman" w:eastAsia="Times New Roman" w:hAnsi="Times New Roman" w:cs="Times New Roman"/>
-                <w:sz w:val="24"/>
-                <w:szCs w:val="24"/>
+                <w:sz w:val="28"/>
+                <w:szCs w:val="28"/>
                 <w:lang w:eastAsia="en-IN"/>
               </w:rPr>
               <w:t>1)$ average</w:t>
@@ -806,16 +946,16 @@
               <w:spacing w:after="480" w:line="240" w:lineRule="auto"/>
               <w:rPr>
                 <w:rFonts w:ascii="Times New Roman" w:eastAsia="Times New Roman" w:hAnsi="Times New Roman" w:cs="Times New Roman"/>
-                <w:sz w:val="24"/>
-                <w:szCs w:val="24"/>
+                <w:sz w:val="28"/>
+                <w:szCs w:val="28"/>
                 <w:lang w:eastAsia="en-IN"/>
               </w:rPr>
             </w:pPr>
             <w:r>
               <w:rPr>
                 <w:rFonts w:ascii="Times New Roman" w:eastAsia="Times New Roman" w:hAnsi="Times New Roman" w:cs="Times New Roman"/>
-                <w:sz w:val="24"/>
-                <w:szCs w:val="24"/>
+                <w:sz w:val="28"/>
+                <w:szCs w:val="28"/>
                 <w:lang w:eastAsia="en-IN"/>
               </w:rPr>
               <w:t>$</w:t>
@@ -824,8 +964,8 @@
             <w:r>
               <w:rPr>
                 <w:rFonts w:ascii="Times New Roman" w:eastAsia="Times New Roman" w:hAnsi="Times New Roman" w:cs="Times New Roman"/>
-                <w:sz w:val="24"/>
-                <w:szCs w:val="24"/>
+                <w:sz w:val="28"/>
+                <w:szCs w:val="28"/>
                 <w:lang w:eastAsia="en-IN"/>
               </w:rPr>
               <w:t>O(</w:t>
@@ -834,8 +974,8 @@
             <w:r>
               <w:rPr>
                 <w:rFonts w:ascii="Times New Roman" w:eastAsia="Times New Roman" w:hAnsi="Times New Roman" w:cs="Times New Roman"/>
-                <w:sz w:val="24"/>
-                <w:szCs w:val="24"/>
+                <w:sz w:val="28"/>
+                <w:szCs w:val="28"/>
                 <w:lang w:eastAsia="en-IN"/>
               </w:rPr>
               <w:t>1)$ amortized</w:t>
@@ -865,8 +1005,8 @@
               <w:spacing w:after="480" w:line="240" w:lineRule="auto"/>
               <w:rPr>
                 <w:rFonts w:ascii="Times New Roman" w:eastAsia="Times New Roman" w:hAnsi="Times New Roman" w:cs="Times New Roman"/>
-                <w:sz w:val="24"/>
-                <w:szCs w:val="24"/>
+                <w:sz w:val="28"/>
+                <w:szCs w:val="28"/>
                 <w:lang w:eastAsia="en-IN"/>
               </w:rPr>
             </w:pPr>
@@ -875,8 +1015,8 @@
                 <w:rFonts w:ascii="Times New Roman" w:eastAsia="Times New Roman" w:hAnsi="Times New Roman" w:cs="Times New Roman"/>
                 <w:b/>
                 <w:bCs/>
-                <w:sz w:val="24"/>
-                <w:szCs w:val="24"/>
+                <w:sz w:val="28"/>
+                <w:szCs w:val="28"/>
                 <w:lang w:eastAsia="en-IN"/>
               </w:rPr>
               <w:t>Tie</w:t>
@@ -911,8 +1051,8 @@
               <w:spacing w:after="480" w:line="240" w:lineRule="auto"/>
               <w:rPr>
                 <w:rFonts w:ascii="Times New Roman" w:eastAsia="Times New Roman" w:hAnsi="Times New Roman" w:cs="Times New Roman"/>
-                <w:sz w:val="24"/>
-                <w:szCs w:val="24"/>
+                <w:sz w:val="28"/>
+                <w:szCs w:val="28"/>
                 <w:lang w:eastAsia="en-IN"/>
               </w:rPr>
             </w:pPr>
@@ -921,8 +1061,8 @@
                 <w:rFonts w:ascii="Times New Roman" w:eastAsia="Times New Roman" w:hAnsi="Times New Roman" w:cs="Times New Roman"/>
                 <w:b/>
                 <w:bCs/>
-                <w:sz w:val="24"/>
-                <w:szCs w:val="24"/>
+                <w:sz w:val="28"/>
+                <w:szCs w:val="28"/>
                 <w:lang w:eastAsia="en-IN"/>
               </w:rPr>
               <w:t>Insert at the middle</w:t>
@@ -952,16 +1092,16 @@
               <w:spacing w:after="480" w:line="240" w:lineRule="auto"/>
               <w:rPr>
                 <w:rFonts w:ascii="Times New Roman" w:eastAsia="Times New Roman" w:hAnsi="Times New Roman" w:cs="Times New Roman"/>
-                <w:sz w:val="24"/>
-                <w:szCs w:val="24"/>
+                <w:sz w:val="28"/>
+                <w:szCs w:val="28"/>
                 <w:lang w:eastAsia="en-IN"/>
               </w:rPr>
             </w:pPr>
             <w:r>
               <w:rPr>
                 <w:rFonts w:ascii="Times New Roman" w:eastAsia="Times New Roman" w:hAnsi="Times New Roman" w:cs="Times New Roman"/>
-                <w:sz w:val="24"/>
-                <w:szCs w:val="24"/>
+                <w:sz w:val="28"/>
+                <w:szCs w:val="28"/>
                 <w:lang w:eastAsia="en-IN"/>
               </w:rPr>
               <w:t>$</w:t>
@@ -970,8 +1110,8 @@
             <w:r>
               <w:rPr>
                 <w:rFonts w:ascii="Times New Roman" w:eastAsia="Times New Roman" w:hAnsi="Times New Roman" w:cs="Times New Roman"/>
-                <w:sz w:val="24"/>
-                <w:szCs w:val="24"/>
+                <w:sz w:val="28"/>
+                <w:szCs w:val="28"/>
                 <w:lang w:eastAsia="en-IN"/>
               </w:rPr>
               <w:t>O(</w:t>
@@ -980,8 +1120,8 @@
             <w:r>
               <w:rPr>
                 <w:rFonts w:ascii="Times New Roman" w:eastAsia="Times New Roman" w:hAnsi="Times New Roman" w:cs="Times New Roman"/>
-                <w:sz w:val="24"/>
-                <w:szCs w:val="24"/>
+                <w:sz w:val="28"/>
+                <w:szCs w:val="28"/>
                 <w:lang w:eastAsia="en-IN"/>
               </w:rPr>
               <w:t>1)$ average</w:t>
@@ -1011,16 +1151,16 @@
               <w:spacing w:after="480" w:line="240" w:lineRule="auto"/>
               <w:rPr>
                 <w:rFonts w:ascii="Times New Roman" w:eastAsia="Times New Roman" w:hAnsi="Times New Roman" w:cs="Times New Roman"/>
-                <w:sz w:val="24"/>
-                <w:szCs w:val="24"/>
+                <w:sz w:val="28"/>
+                <w:szCs w:val="28"/>
                 <w:lang w:eastAsia="en-IN"/>
               </w:rPr>
             </w:pPr>
             <w:r>
               <w:rPr>
                 <w:rFonts w:ascii="Times New Roman" w:eastAsia="Times New Roman" w:hAnsi="Times New Roman" w:cs="Times New Roman"/>
-                <w:sz w:val="24"/>
-                <w:szCs w:val="24"/>
+                <w:sz w:val="28"/>
+                <w:szCs w:val="28"/>
                 <w:lang w:eastAsia="en-IN"/>
               </w:rPr>
               <w:t>$O(n)$</w:t>
@@ -1050,18 +1190,18 @@
               <w:spacing w:after="480" w:line="240" w:lineRule="auto"/>
               <w:rPr>
                 <w:rFonts w:ascii="Times New Roman" w:eastAsia="Times New Roman" w:hAnsi="Times New Roman" w:cs="Times New Roman"/>
-                <w:sz w:val="24"/>
-                <w:szCs w:val="24"/>
+                <w:sz w:val="28"/>
+                <w:szCs w:val="28"/>
                 <w:lang w:eastAsia="en-IN"/>
               </w:rPr>
             </w:pPr>
             <w:r>
               <w:rPr>
-                <w:rFonts w:ascii="Courier New" w:eastAsia="Times New Roman" w:hAnsi="Courier New" w:cs="Courier New"/>
+                <w:rFonts w:ascii="Times New Roman" w:eastAsia="Times New Roman" w:hAnsi="Times New Roman" w:cs="Times New Roman"/>
                 <w:b/>
                 <w:bCs/>
-                <w:sz w:val="20"/>
-                <w:szCs w:val="20"/>
+                <w:sz w:val="28"/>
+                <w:szCs w:val="28"/>
                 <w:lang w:eastAsia="en-IN"/>
               </w:rPr>
               <w:t>HashMap</w:t>
@@ -1096,8 +1236,8 @@
               <w:spacing w:after="480" w:line="240" w:lineRule="auto"/>
               <w:rPr>
                 <w:rFonts w:ascii="Times New Roman" w:eastAsia="Times New Roman" w:hAnsi="Times New Roman" w:cs="Times New Roman"/>
-                <w:sz w:val="24"/>
-                <w:szCs w:val="24"/>
+                <w:sz w:val="28"/>
+                <w:szCs w:val="28"/>
                 <w:lang w:eastAsia="en-IN"/>
               </w:rPr>
             </w:pPr>
@@ -1106,10 +1246,11 @@
                 <w:rFonts w:ascii="Times New Roman" w:eastAsia="Times New Roman" w:hAnsi="Times New Roman" w:cs="Times New Roman"/>
                 <w:b/>
                 <w:bCs/>
-                <w:sz w:val="24"/>
-                <w:szCs w:val="24"/>
-                <w:lang w:eastAsia="en-IN"/>
-              </w:rPr>
+                <w:sz w:val="28"/>
+                <w:szCs w:val="28"/>
+                <w:lang w:eastAsia="en-IN"/>
+              </w:rPr>
+              <w:lastRenderedPageBreak/>
               <w:t>Iteration / Traversal</w:t>
             </w:r>
           </w:p>
@@ -1137,16 +1278,16 @@
               <w:spacing w:after="480" w:line="240" w:lineRule="auto"/>
               <w:rPr>
                 <w:rFonts w:ascii="Times New Roman" w:eastAsia="Times New Roman" w:hAnsi="Times New Roman" w:cs="Times New Roman"/>
-                <w:sz w:val="24"/>
-                <w:szCs w:val="24"/>
+                <w:sz w:val="28"/>
+                <w:szCs w:val="28"/>
                 <w:lang w:eastAsia="en-IN"/>
               </w:rPr>
             </w:pPr>
             <w:r>
               <w:rPr>
                 <w:rFonts w:ascii="Times New Roman" w:eastAsia="Times New Roman" w:hAnsi="Times New Roman" w:cs="Times New Roman"/>
-                <w:sz w:val="24"/>
-                <w:szCs w:val="24"/>
+                <w:sz w:val="28"/>
+                <w:szCs w:val="28"/>
                 <w:lang w:eastAsia="en-IN"/>
               </w:rPr>
               <w:t>$</w:t>
@@ -1155,8 +1296,8 @@
             <w:r>
               <w:rPr>
                 <w:rFonts w:ascii="Times New Roman" w:eastAsia="Times New Roman" w:hAnsi="Times New Roman" w:cs="Times New Roman"/>
-                <w:sz w:val="24"/>
-                <w:szCs w:val="24"/>
+                <w:sz w:val="28"/>
+                <w:szCs w:val="28"/>
                 <w:lang w:eastAsia="en-IN"/>
               </w:rPr>
               <w:t>O(</w:t>
@@ -1165,8 +1306,8 @@
             <w:r>
               <w:rPr>
                 <w:rFonts w:ascii="Times New Roman" w:eastAsia="Times New Roman" w:hAnsi="Times New Roman" w:cs="Times New Roman"/>
-                <w:sz w:val="24"/>
-                <w:szCs w:val="24"/>
+                <w:sz w:val="28"/>
+                <w:szCs w:val="28"/>
                 <w:lang w:eastAsia="en-IN"/>
               </w:rPr>
               <w:t>Capacity + Size)$</w:t>
@@ -1196,16 +1337,16 @@
               <w:spacing w:after="480" w:line="240" w:lineRule="auto"/>
               <w:rPr>
                 <w:rFonts w:ascii="Times New Roman" w:eastAsia="Times New Roman" w:hAnsi="Times New Roman" w:cs="Times New Roman"/>
-                <w:sz w:val="24"/>
-                <w:szCs w:val="24"/>
+                <w:sz w:val="28"/>
+                <w:szCs w:val="28"/>
                 <w:lang w:eastAsia="en-IN"/>
               </w:rPr>
             </w:pPr>
             <w:r>
               <w:rPr>
                 <w:rFonts w:ascii="Times New Roman" w:eastAsia="Times New Roman" w:hAnsi="Times New Roman" w:cs="Times New Roman"/>
-                <w:sz w:val="24"/>
-                <w:szCs w:val="24"/>
+                <w:sz w:val="28"/>
+                <w:szCs w:val="28"/>
                 <w:lang w:eastAsia="en-IN"/>
               </w:rPr>
               <w:t>$O(n)$</w:t>
@@ -1235,19 +1376,19 @@
               <w:spacing w:after="480" w:line="240" w:lineRule="auto"/>
               <w:rPr>
                 <w:rFonts w:ascii="Times New Roman" w:eastAsia="Times New Roman" w:hAnsi="Times New Roman" w:cs="Times New Roman"/>
-                <w:sz w:val="24"/>
-                <w:szCs w:val="24"/>
+                <w:sz w:val="28"/>
+                <w:szCs w:val="28"/>
                 <w:lang w:eastAsia="en-IN"/>
               </w:rPr>
             </w:pPr>
             <w:proofErr w:type="spellStart"/>
             <w:r>
               <w:rPr>
-                <w:rFonts w:ascii="Courier New" w:eastAsia="Times New Roman" w:hAnsi="Courier New" w:cs="Courier New"/>
+                <w:rFonts w:ascii="Times New Roman" w:eastAsia="Times New Roman" w:hAnsi="Times New Roman" w:cs="Times New Roman"/>
                 <w:b/>
                 <w:bCs/>
-                <w:sz w:val="20"/>
-                <w:szCs w:val="20"/>
+                <w:sz w:val="28"/>
+                <w:szCs w:val="28"/>
                 <w:lang w:eastAsia="en-IN"/>
               </w:rPr>
               <w:t>ArrayList</w:t>
@@ -1256,8 +1397,8 @@
             <w:r>
               <w:rPr>
                 <w:rFonts w:ascii="Times New Roman" w:eastAsia="Times New Roman" w:hAnsi="Times New Roman" w:cs="Times New Roman"/>
-                <w:sz w:val="24"/>
-                <w:szCs w:val="24"/>
+                <w:sz w:val="28"/>
+                <w:szCs w:val="28"/>
                 <w:lang w:eastAsia="en-IN"/>
               </w:rPr>
               <w:t xml:space="preserve"> (simpler and faster iteration)</w:t>
@@ -1269,159 +1410,282 @@
     <w:p>
       <w:pPr>
         <w:pStyle w:val="ListParagraph"/>
-      </w:pPr>
-      <w:r>
+        <w:rPr>
+          <w:rFonts w:ascii="Times New Roman" w:hAnsi="Times New Roman" w:cs="Times New Roman"/>
+          <w:sz w:val="28"/>
+          <w:szCs w:val="28"/>
+        </w:rPr>
+      </w:pPr>
+      <w:r>
+        <w:rPr>
+          <w:rFonts w:ascii="Times New Roman" w:hAnsi="Times New Roman" w:cs="Times New Roman"/>
+          <w:sz w:val="28"/>
+          <w:szCs w:val="28"/>
+        </w:rPr>
         <w:br/>
       </w:r>
       <w:r>
+        <w:rPr>
+          <w:rFonts w:ascii="Times New Roman" w:hAnsi="Times New Roman" w:cs="Times New Roman"/>
+          <w:sz w:val="28"/>
+          <w:szCs w:val="28"/>
+        </w:rPr>
         <w:br/>
       </w:r>
       <w:r>
-        <w:lastRenderedPageBreak/>
+        <w:rPr>
+          <w:rFonts w:ascii="Times New Roman" w:hAnsi="Times New Roman" w:cs="Times New Roman"/>
+          <w:sz w:val="28"/>
+          <w:szCs w:val="28"/>
+        </w:rPr>
         <w:br/>
         <w:t xml:space="preserve">Internal working of the </w:t>
       </w:r>
       <w:proofErr w:type="gramStart"/>
       <w:r>
+        <w:rPr>
+          <w:rFonts w:ascii="Times New Roman" w:hAnsi="Times New Roman" w:cs="Times New Roman"/>
+          <w:sz w:val="28"/>
+          <w:szCs w:val="28"/>
+        </w:rPr>
         <w:t>H</w:t>
       </w:r>
       <w:r>
+        <w:rPr>
+          <w:rFonts w:ascii="Times New Roman" w:hAnsi="Times New Roman" w:cs="Times New Roman"/>
+          <w:sz w:val="28"/>
+          <w:szCs w:val="28"/>
+        </w:rPr>
         <w:t>ash</w:t>
       </w:r>
       <w:r>
+        <w:rPr>
+          <w:rFonts w:ascii="Times New Roman" w:hAnsi="Times New Roman" w:cs="Times New Roman"/>
+          <w:sz w:val="28"/>
+          <w:szCs w:val="28"/>
+        </w:rPr>
         <w:t>M</w:t>
       </w:r>
       <w:r>
+        <w:rPr>
+          <w:rFonts w:ascii="Times New Roman" w:hAnsi="Times New Roman" w:cs="Times New Roman"/>
+          <w:sz w:val="28"/>
+          <w:szCs w:val="28"/>
+        </w:rPr>
         <w:t>ap :</w:t>
       </w:r>
       <w:proofErr w:type="gramEnd"/>
       <w:r>
+        <w:rPr>
+          <w:rFonts w:ascii="Times New Roman" w:hAnsi="Times New Roman" w:cs="Times New Roman"/>
+          <w:sz w:val="28"/>
+          <w:szCs w:val="28"/>
+        </w:rPr>
         <w:t xml:space="preserve"> -</w:t>
       </w:r>
       <w:r>
+        <w:rPr>
+          <w:rFonts w:ascii="Times New Roman" w:hAnsi="Times New Roman" w:cs="Times New Roman"/>
+          <w:sz w:val="28"/>
+          <w:szCs w:val="28"/>
+        </w:rPr>
         <w:br/>
       </w:r>
       <w:r>
+        <w:rPr>
+          <w:rFonts w:ascii="Times New Roman" w:hAnsi="Times New Roman" w:cs="Times New Roman"/>
+          <w:sz w:val="28"/>
+          <w:szCs w:val="28"/>
+        </w:rPr>
         <w:br/>
         <w:t xml:space="preserve">HashMap internally use array of buckets inside the buckets its stores nodes with </w:t>
       </w:r>
       <w:proofErr w:type="spellStart"/>
       <w:r>
+        <w:rPr>
+          <w:rFonts w:ascii="Times New Roman" w:hAnsi="Times New Roman" w:cs="Times New Roman"/>
+          <w:sz w:val="28"/>
+          <w:szCs w:val="28"/>
+        </w:rPr>
         <w:t>hashcode</w:t>
       </w:r>
       <w:proofErr w:type="spellEnd"/>
       <w:r>
+        <w:rPr>
+          <w:rFonts w:ascii="Times New Roman" w:hAnsi="Times New Roman" w:cs="Times New Roman"/>
+          <w:sz w:val="28"/>
+          <w:szCs w:val="28"/>
+        </w:rPr>
         <w:t xml:space="preserve"> addresses</w:t>
       </w:r>
       <w:r>
+        <w:rPr>
+          <w:rFonts w:ascii="Times New Roman" w:hAnsi="Times New Roman" w:cs="Times New Roman"/>
+          <w:sz w:val="28"/>
+          <w:szCs w:val="28"/>
+        </w:rPr>
         <w:br/>
       </w:r>
     </w:p>
     <w:p>
       <w:pPr>
         <w:pStyle w:val="ListParagraph"/>
-      </w:pPr>
-      <w:r>
+        <w:rPr>
+          <w:rFonts w:ascii="Times New Roman" w:hAnsi="Times New Roman" w:cs="Times New Roman"/>
+          <w:sz w:val="28"/>
+          <w:szCs w:val="28"/>
+        </w:rPr>
+      </w:pPr>
+      <w:r>
+        <w:rPr>
+          <w:rFonts w:ascii="Times New Roman" w:hAnsi="Times New Roman" w:cs="Times New Roman"/>
+          <w:sz w:val="28"/>
+          <w:szCs w:val="28"/>
+        </w:rPr>
         <w:t xml:space="preserve">Bucket of </w:t>
       </w:r>
       <w:proofErr w:type="gramStart"/>
       <w:r>
+        <w:rPr>
+          <w:rFonts w:ascii="Times New Roman" w:hAnsi="Times New Roman" w:cs="Times New Roman"/>
+          <w:sz w:val="28"/>
+          <w:szCs w:val="28"/>
+        </w:rPr>
         <w:t>key  =</w:t>
       </w:r>
       <w:proofErr w:type="gramEnd"/>
       <w:r>
+        <w:rPr>
+          <w:rFonts w:ascii="Times New Roman" w:hAnsi="Times New Roman" w:cs="Times New Roman"/>
+          <w:sz w:val="28"/>
+          <w:szCs w:val="28"/>
+        </w:rPr>
         <w:t xml:space="preserve"> </w:t>
       </w:r>
       <w:proofErr w:type="spellStart"/>
       <w:r>
+        <w:rPr>
+          <w:rFonts w:ascii="Times New Roman" w:hAnsi="Times New Roman" w:cs="Times New Roman"/>
+          <w:sz w:val="28"/>
+          <w:szCs w:val="28"/>
+        </w:rPr>
         <w:t>hashcode</w:t>
       </w:r>
       <w:proofErr w:type="spellEnd"/>
       <w:r>
+        <w:rPr>
+          <w:rFonts w:ascii="Times New Roman" w:hAnsi="Times New Roman" w:cs="Times New Roman"/>
+          <w:sz w:val="28"/>
+          <w:szCs w:val="28"/>
+        </w:rPr>
         <w:t xml:space="preserve"> of key % size of map</w:t>
       </w:r>
     </w:p>
     <w:p>
       <w:pPr>
         <w:pStyle w:val="ListParagraph"/>
-      </w:pPr>
-    </w:p>
-    <w:p>
-      <w:pPr>
-        <w:pStyle w:val="ListParagraph"/>
+        <w:rPr>
+          <w:rFonts w:ascii="Times New Roman" w:hAnsi="Times New Roman" w:cs="Times New Roman"/>
+          <w:sz w:val="28"/>
+          <w:szCs w:val="28"/>
+        </w:rPr>
+      </w:pPr>
+    </w:p>
+    <w:p>
+      <w:pPr>
+        <w:pStyle w:val="ListParagraph"/>
+        <w:rPr>
+          <w:rFonts w:ascii="Times New Roman" w:hAnsi="Times New Roman" w:cs="Times New Roman"/>
+          <w:sz w:val="28"/>
+          <w:szCs w:val="28"/>
+        </w:rPr>
       </w:pPr>
       <w:proofErr w:type="spellStart"/>
       <w:proofErr w:type="gramStart"/>
       <w:r>
+        <w:rPr>
+          <w:rFonts w:ascii="Times New Roman" w:hAnsi="Times New Roman" w:cs="Times New Roman"/>
+          <w:sz w:val="28"/>
+          <w:szCs w:val="28"/>
+        </w:rPr>
         <w:t>Lets</w:t>
       </w:r>
       <w:proofErr w:type="spellEnd"/>
       <w:proofErr w:type="gramEnd"/>
       <w:r>
+        <w:rPr>
+          <w:rFonts w:ascii="Times New Roman" w:hAnsi="Times New Roman" w:cs="Times New Roman"/>
+          <w:sz w:val="28"/>
+          <w:szCs w:val="28"/>
+        </w:rPr>
         <w:t xml:space="preserve"> suppose there are some key value pairs of </w:t>
       </w:r>
       <w:r>
+        <w:rPr>
+          <w:rFonts w:ascii="Times New Roman" w:hAnsi="Times New Roman" w:cs="Times New Roman"/>
+          <w:sz w:val="28"/>
+          <w:szCs w:val="28"/>
+        </w:rPr>
         <w:br/>
       </w:r>
       <w:r>
+        <w:rPr>
+          <w:rFonts w:ascii="Times New Roman" w:hAnsi="Times New Roman" w:cs="Times New Roman"/>
+          <w:sz w:val="28"/>
+          <w:szCs w:val="28"/>
+        </w:rPr>
         <w:br/>
-        <w:t>{</w:t>
-      </w:r>
-      <w:r>
-        <w:t>10-ten,2</w:t>
-      </w:r>
-      <w:r>
-        <w:t>1</w:t>
-      </w:r>
-      <w:r>
-        <w:t>-twenty,3</w:t>
-      </w:r>
-      <w:r>
-        <w:t>5</w:t>
-      </w:r>
-      <w:r>
-        <w:t>-thirty,4</w:t>
-      </w:r>
-      <w:r>
-        <w:t>6</w:t>
-      </w:r>
-      <w:r>
-        <w:t>-fourty,5</w:t>
-      </w:r>
-      <w:r>
-        <w:t>3</w:t>
-      </w:r>
-      <w:r>
-        <w:t>-fifty,6</w:t>
-      </w:r>
-      <w:r>
-        <w:t>9</w:t>
-      </w:r>
-      <w:r>
-        <w:t>-sixty</w:t>
-      </w:r>
-      <w:r>
-        <w:t>}</w:t>
-      </w:r>
-      <w:r>
+        <w:t>{10-ten,21-twenty,35-thirty,46-fourty,53-fifty,69-sixty}</w:t>
+      </w:r>
+      <w:r>
+        <w:rPr>
+          <w:rFonts w:ascii="Times New Roman" w:hAnsi="Times New Roman" w:cs="Times New Roman"/>
+          <w:sz w:val="28"/>
+          <w:szCs w:val="28"/>
+        </w:rPr>
         <w:br/>
       </w:r>
     </w:p>
     <w:p>
       <w:pPr>
         <w:pStyle w:val="ListParagraph"/>
-      </w:pPr>
-      <w:r>
+        <w:rPr>
+          <w:rFonts w:ascii="Times New Roman" w:hAnsi="Times New Roman" w:cs="Times New Roman"/>
+          <w:sz w:val="28"/>
+          <w:szCs w:val="28"/>
+        </w:rPr>
+      </w:pPr>
+      <w:r>
+        <w:rPr>
+          <w:rFonts w:ascii="Times New Roman" w:hAnsi="Times New Roman" w:cs="Times New Roman"/>
+          <w:sz w:val="28"/>
+          <w:szCs w:val="28"/>
+        </w:rPr>
         <w:t>Like for calculation of bucket of key we have to write it as</w:t>
       </w:r>
       <w:r>
+        <w:rPr>
+          <w:rFonts w:ascii="Times New Roman" w:hAnsi="Times New Roman" w:cs="Times New Roman"/>
+          <w:sz w:val="28"/>
+          <w:szCs w:val="28"/>
+        </w:rPr>
         <w:br/>
       </w:r>
       <w:r>
+        <w:rPr>
+          <w:rFonts w:ascii="Times New Roman" w:hAnsi="Times New Roman" w:cs="Times New Roman"/>
+          <w:sz w:val="28"/>
+          <w:szCs w:val="28"/>
+        </w:rPr>
         <w:br/>
         <w:t xml:space="preserve">For key – 10 </w:t>
       </w:r>
       <w:r>
+        <w:rPr>
+          <w:rFonts w:ascii="Times New Roman" w:hAnsi="Times New Roman" w:cs="Times New Roman"/>
+          <w:sz w:val="28"/>
+          <w:szCs w:val="28"/>
+        </w:rPr>
         <w:br/>
         <w:t xml:space="preserve"> </w:t>
       </w:r>
@@ -1429,120 +1693,272 @@
     <w:p>
       <w:pPr>
         <w:pStyle w:val="ListParagraph"/>
-      </w:pPr>
-      <w:r>
+        <w:rPr>
+          <w:rFonts w:ascii="Times New Roman" w:hAnsi="Times New Roman" w:cs="Times New Roman"/>
+          <w:sz w:val="28"/>
+          <w:szCs w:val="28"/>
+        </w:rPr>
+      </w:pPr>
+      <w:r>
+        <w:rPr>
+          <w:rFonts w:ascii="Times New Roman" w:hAnsi="Times New Roman" w:cs="Times New Roman"/>
+          <w:sz w:val="28"/>
+          <w:szCs w:val="28"/>
+        </w:rPr>
         <w:t xml:space="preserve">Bucket   = </w:t>
       </w:r>
       <w:proofErr w:type="gramStart"/>
       <w:r>
+        <w:rPr>
+          <w:rFonts w:ascii="Times New Roman" w:hAnsi="Times New Roman" w:cs="Times New Roman"/>
+          <w:sz w:val="28"/>
+          <w:szCs w:val="28"/>
+        </w:rPr>
         <w:t>10  %</w:t>
       </w:r>
       <w:proofErr w:type="gramEnd"/>
       <w:r>
+        <w:rPr>
+          <w:rFonts w:ascii="Times New Roman" w:hAnsi="Times New Roman" w:cs="Times New Roman"/>
+          <w:sz w:val="28"/>
+          <w:szCs w:val="28"/>
+        </w:rPr>
         <w:t xml:space="preserve"> </w:t>
       </w:r>
       <w:r>
+        <w:rPr>
+          <w:rFonts w:ascii="Times New Roman" w:hAnsi="Times New Roman" w:cs="Times New Roman"/>
+          <w:sz w:val="28"/>
+          <w:szCs w:val="28"/>
+        </w:rPr>
         <w:t>6</w:t>
       </w:r>
       <w:r>
+        <w:rPr>
+          <w:rFonts w:ascii="Times New Roman" w:hAnsi="Times New Roman" w:cs="Times New Roman"/>
+          <w:sz w:val="28"/>
+          <w:szCs w:val="28"/>
+        </w:rPr>
         <w:t xml:space="preserve"> </w:t>
       </w:r>
       <w:r>
+        <w:rPr>
+          <w:rFonts w:ascii="Times New Roman" w:hAnsi="Times New Roman" w:cs="Times New Roman"/>
+          <w:sz w:val="28"/>
+          <w:szCs w:val="28"/>
+        </w:rPr>
         <w:t>–</w:t>
       </w:r>
       <w:r>
+        <w:rPr>
+          <w:rFonts w:ascii="Times New Roman" w:hAnsi="Times New Roman" w:cs="Times New Roman"/>
+          <w:sz w:val="28"/>
+          <w:szCs w:val="28"/>
+        </w:rPr>
         <w:t xml:space="preserve"> </w:t>
       </w:r>
       <w:r>
+        <w:rPr>
+          <w:rFonts w:ascii="Times New Roman" w:hAnsi="Times New Roman" w:cs="Times New Roman"/>
+          <w:sz w:val="28"/>
+          <w:szCs w:val="28"/>
+        </w:rPr>
         <w:t>4</w:t>
       </w:r>
     </w:p>
     <w:p>
       <w:pPr>
         <w:pStyle w:val="ListParagraph"/>
-      </w:pPr>
-      <w:r>
+        <w:rPr>
+          <w:rFonts w:ascii="Times New Roman" w:hAnsi="Times New Roman" w:cs="Times New Roman"/>
+          <w:sz w:val="28"/>
+          <w:szCs w:val="28"/>
+        </w:rPr>
+      </w:pPr>
+      <w:r>
+        <w:rPr>
+          <w:rFonts w:ascii="Times New Roman" w:hAnsi="Times New Roman" w:cs="Times New Roman"/>
+          <w:sz w:val="28"/>
+          <w:szCs w:val="28"/>
+        </w:rPr>
         <w:t xml:space="preserve"> </w:t>
       </w:r>
     </w:p>
     <w:p>
       <w:pPr>
         <w:pStyle w:val="ListParagraph"/>
-      </w:pPr>
-      <w:r>
+        <w:rPr>
+          <w:rFonts w:ascii="Times New Roman" w:hAnsi="Times New Roman" w:cs="Times New Roman"/>
+          <w:sz w:val="28"/>
+          <w:szCs w:val="28"/>
+        </w:rPr>
+      </w:pPr>
+      <w:r>
+        <w:rPr>
+          <w:rFonts w:ascii="Times New Roman" w:hAnsi="Times New Roman" w:cs="Times New Roman"/>
+          <w:sz w:val="28"/>
+          <w:szCs w:val="28"/>
+        </w:rPr>
         <w:t xml:space="preserve">21 % </w:t>
       </w:r>
       <w:proofErr w:type="gramStart"/>
       <w:r>
+        <w:rPr>
+          <w:rFonts w:ascii="Times New Roman" w:hAnsi="Times New Roman" w:cs="Times New Roman"/>
+          <w:sz w:val="28"/>
+          <w:szCs w:val="28"/>
+        </w:rPr>
         <w:t>6  -</w:t>
       </w:r>
       <w:proofErr w:type="gramEnd"/>
       <w:r>
+        <w:rPr>
+          <w:rFonts w:ascii="Times New Roman" w:hAnsi="Times New Roman" w:cs="Times New Roman"/>
+          <w:sz w:val="28"/>
+          <w:szCs w:val="28"/>
+        </w:rPr>
         <w:t xml:space="preserve"> 3</w:t>
       </w:r>
     </w:p>
     <w:p>
       <w:pPr>
         <w:pStyle w:val="ListParagraph"/>
-      </w:pPr>
-    </w:p>
-    <w:p>
-      <w:pPr>
-        <w:pStyle w:val="ListParagraph"/>
-      </w:pPr>
-      <w:r>
+        <w:rPr>
+          <w:rFonts w:ascii="Times New Roman" w:hAnsi="Times New Roman" w:cs="Times New Roman"/>
+          <w:sz w:val="28"/>
+          <w:szCs w:val="28"/>
+        </w:rPr>
+      </w:pPr>
+    </w:p>
+    <w:p>
+      <w:pPr>
+        <w:pStyle w:val="ListParagraph"/>
+        <w:rPr>
+          <w:rFonts w:ascii="Times New Roman" w:hAnsi="Times New Roman" w:cs="Times New Roman"/>
+          <w:sz w:val="28"/>
+          <w:szCs w:val="28"/>
+        </w:rPr>
+      </w:pPr>
+      <w:r>
+        <w:rPr>
+          <w:rFonts w:ascii="Times New Roman" w:hAnsi="Times New Roman" w:cs="Times New Roman"/>
+          <w:sz w:val="28"/>
+          <w:szCs w:val="28"/>
+        </w:rPr>
         <w:t>35%6 – 5</w:t>
       </w:r>
     </w:p>
     <w:p>
       <w:pPr>
         <w:pStyle w:val="ListParagraph"/>
-      </w:pPr>
-    </w:p>
-    <w:p>
-      <w:pPr>
-        <w:pStyle w:val="ListParagraph"/>
-      </w:pPr>
-      <w:r>
+        <w:rPr>
+          <w:rFonts w:ascii="Times New Roman" w:hAnsi="Times New Roman" w:cs="Times New Roman"/>
+          <w:sz w:val="28"/>
+          <w:szCs w:val="28"/>
+        </w:rPr>
+      </w:pPr>
+    </w:p>
+    <w:p>
+      <w:pPr>
+        <w:pStyle w:val="ListParagraph"/>
+        <w:rPr>
+          <w:rFonts w:ascii="Times New Roman" w:hAnsi="Times New Roman" w:cs="Times New Roman"/>
+          <w:sz w:val="28"/>
+          <w:szCs w:val="28"/>
+        </w:rPr>
+      </w:pPr>
+      <w:r>
+        <w:rPr>
+          <w:rFonts w:ascii="Times New Roman" w:hAnsi="Times New Roman" w:cs="Times New Roman"/>
+          <w:sz w:val="28"/>
+          <w:szCs w:val="28"/>
+        </w:rPr>
         <w:t>46%6 – 4</w:t>
       </w:r>
     </w:p>
     <w:p>
       <w:pPr>
         <w:pStyle w:val="ListParagraph"/>
-      </w:pPr>
-    </w:p>
-    <w:p>
-      <w:pPr>
-        <w:pStyle w:val="ListParagraph"/>
-      </w:pPr>
-      <w:r>
+        <w:rPr>
+          <w:rFonts w:ascii="Times New Roman" w:hAnsi="Times New Roman" w:cs="Times New Roman"/>
+          <w:sz w:val="28"/>
+          <w:szCs w:val="28"/>
+        </w:rPr>
+      </w:pPr>
+    </w:p>
+    <w:p>
+      <w:pPr>
+        <w:pStyle w:val="ListParagraph"/>
+        <w:rPr>
+          <w:rFonts w:ascii="Times New Roman" w:hAnsi="Times New Roman" w:cs="Times New Roman"/>
+          <w:sz w:val="28"/>
+          <w:szCs w:val="28"/>
+        </w:rPr>
+      </w:pPr>
+      <w:r>
+        <w:rPr>
+          <w:rFonts w:ascii="Times New Roman" w:hAnsi="Times New Roman" w:cs="Times New Roman"/>
+          <w:sz w:val="28"/>
+          <w:szCs w:val="28"/>
+        </w:rPr>
         <w:t>53%6 – 5</w:t>
       </w:r>
     </w:p>
     <w:p>
       <w:pPr>
         <w:pStyle w:val="ListParagraph"/>
-      </w:pPr>
-    </w:p>
-    <w:p>
-      <w:pPr>
-        <w:pStyle w:val="ListParagraph"/>
-      </w:pPr>
-      <w:r>
+        <w:rPr>
+          <w:rFonts w:ascii="Times New Roman" w:hAnsi="Times New Roman" w:cs="Times New Roman"/>
+          <w:sz w:val="28"/>
+          <w:szCs w:val="28"/>
+        </w:rPr>
+      </w:pPr>
+    </w:p>
+    <w:p>
+      <w:pPr>
+        <w:pStyle w:val="ListParagraph"/>
+        <w:rPr>
+          <w:rFonts w:ascii="Times New Roman" w:hAnsi="Times New Roman" w:cs="Times New Roman"/>
+          <w:sz w:val="28"/>
+          <w:szCs w:val="28"/>
+        </w:rPr>
+      </w:pPr>
+      <w:r>
+        <w:rPr>
+          <w:rFonts w:ascii="Times New Roman" w:hAnsi="Times New Roman" w:cs="Times New Roman"/>
+          <w:sz w:val="28"/>
+          <w:szCs w:val="28"/>
+        </w:rPr>
         <w:t>69%6 – 3</w:t>
       </w:r>
     </w:p>
     <w:p>
       <w:pPr>
         <w:pStyle w:val="ListParagraph"/>
-      </w:pPr>
-    </w:p>
-    <w:p>
-      <w:pPr>
-        <w:pStyle w:val="ListParagraph"/>
-      </w:pPr>
-      <w:r>
+        <w:rPr>
+          <w:rFonts w:ascii="Times New Roman" w:hAnsi="Times New Roman" w:cs="Times New Roman"/>
+          <w:sz w:val="28"/>
+          <w:szCs w:val="28"/>
+        </w:rPr>
+      </w:pPr>
+    </w:p>
+    <w:p>
+      <w:pPr>
+        <w:pStyle w:val="ListParagraph"/>
+        <w:rPr>
+          <w:rFonts w:ascii="Times New Roman" w:hAnsi="Times New Roman" w:cs="Times New Roman"/>
+          <w:sz w:val="28"/>
+          <w:szCs w:val="28"/>
+        </w:rPr>
+      </w:pPr>
+      <w:r>
+        <w:rPr>
+          <w:rFonts w:ascii="Times New Roman" w:hAnsi="Times New Roman" w:cs="Times New Roman"/>
+          <w:noProof/>
+          <w:sz w:val="28"/>
+          <w:szCs w:val="28"/>
+        </w:rPr>
+        <w:lastRenderedPageBreak/>
         <w:drawing>
           <wp:inline distT="0" distB="0" distL="0" distR="0" wp14:anchorId="05604EC0" wp14:editId="11145FE1">
             <wp:extent cx="5625388" cy="2991485"/>
@@ -1580,225 +1996,592 @@
         </w:drawing>
       </w:r>
       <w:r>
+        <w:rPr>
+          <w:rFonts w:ascii="Times New Roman" w:hAnsi="Times New Roman" w:cs="Times New Roman"/>
+          <w:sz w:val="28"/>
+          <w:szCs w:val="28"/>
+        </w:rPr>
         <w:t xml:space="preserve"> </w:t>
       </w:r>
     </w:p>
     <w:p>
       <w:pPr>
         <w:pStyle w:val="ListParagraph"/>
-      </w:pPr>
-    </w:p>
-    <w:p>
-      <w:pPr>
-        <w:pStyle w:val="ListParagraph"/>
-      </w:pPr>
-    </w:p>
-    <w:p>
-      <w:pPr>
-        <w:pStyle w:val="ListParagraph"/>
-      </w:pPr>
-    </w:p>
-    <w:p>
+        <w:rPr>
+          <w:rFonts w:ascii="Times New Roman" w:hAnsi="Times New Roman" w:cs="Times New Roman"/>
+          <w:sz w:val="28"/>
+          <w:szCs w:val="28"/>
+        </w:rPr>
+      </w:pPr>
+    </w:p>
+    <w:p>
+      <w:pPr>
+        <w:pStyle w:val="ListParagraph"/>
+        <w:rPr>
+          <w:rFonts w:ascii="Times New Roman" w:hAnsi="Times New Roman" w:cs="Times New Roman"/>
+          <w:sz w:val="28"/>
+          <w:szCs w:val="28"/>
+        </w:rPr>
+      </w:pPr>
+    </w:p>
+    <w:p>
+      <w:pPr>
+        <w:pStyle w:val="ListParagraph"/>
+        <w:rPr>
+          <w:rFonts w:ascii="Times New Roman" w:hAnsi="Times New Roman" w:cs="Times New Roman"/>
+          <w:sz w:val="28"/>
+          <w:szCs w:val="28"/>
+        </w:rPr>
+      </w:pPr>
+    </w:p>
+    <w:p>
+      <w:pPr>
+        <w:rPr>
+          <w:rFonts w:ascii="Times New Roman" w:hAnsi="Times New Roman" w:cs="Times New Roman"/>
+          <w:sz w:val="28"/>
+          <w:szCs w:val="28"/>
+        </w:rPr>
+      </w:pPr>
       <w:proofErr w:type="gramStart"/>
       <w:r>
-        <w:lastRenderedPageBreak/>
+        <w:rPr>
+          <w:rFonts w:ascii="Times New Roman" w:hAnsi="Times New Roman" w:cs="Times New Roman"/>
+          <w:sz w:val="28"/>
+          <w:szCs w:val="28"/>
+        </w:rPr>
         <w:t>Collison  -</w:t>
       </w:r>
       <w:proofErr w:type="gramEnd"/>
       <w:r>
+        <w:rPr>
+          <w:rFonts w:ascii="Times New Roman" w:hAnsi="Times New Roman" w:cs="Times New Roman"/>
+          <w:sz w:val="28"/>
+          <w:szCs w:val="28"/>
+        </w:rPr>
         <w:t xml:space="preserve"> when two or more keys have same </w:t>
       </w:r>
       <w:proofErr w:type="spellStart"/>
       <w:r>
+        <w:rPr>
+          <w:rFonts w:ascii="Times New Roman" w:hAnsi="Times New Roman" w:cs="Times New Roman"/>
+          <w:sz w:val="28"/>
+          <w:szCs w:val="28"/>
+        </w:rPr>
         <w:t>hashcode</w:t>
       </w:r>
       <w:proofErr w:type="spellEnd"/>
       <w:r>
+        <w:rPr>
+          <w:rFonts w:ascii="Times New Roman" w:hAnsi="Times New Roman" w:cs="Times New Roman"/>
+          <w:sz w:val="28"/>
+          <w:szCs w:val="28"/>
+        </w:rPr>
         <w:t>, then collision happens.</w:t>
       </w:r>
       <w:r>
+        <w:rPr>
+          <w:rFonts w:ascii="Times New Roman" w:hAnsi="Times New Roman" w:cs="Times New Roman"/>
+          <w:sz w:val="28"/>
+          <w:szCs w:val="28"/>
+        </w:rPr>
         <w:br/>
       </w:r>
     </w:p>
     <w:p>
-      <w:r>
+      <w:pPr>
+        <w:rPr>
+          <w:rFonts w:ascii="Times New Roman" w:hAnsi="Times New Roman" w:cs="Times New Roman"/>
+          <w:sz w:val="28"/>
+          <w:szCs w:val="28"/>
+        </w:rPr>
+      </w:pPr>
+      <w:r>
+        <w:rPr>
+          <w:rFonts w:ascii="Times New Roman" w:hAnsi="Times New Roman" w:cs="Times New Roman"/>
+          <w:sz w:val="28"/>
+          <w:szCs w:val="28"/>
+        </w:rPr>
         <w:t xml:space="preserve">In </w:t>
       </w:r>
       <w:proofErr w:type="spellStart"/>
       <w:r>
+        <w:rPr>
+          <w:rFonts w:ascii="Times New Roman" w:hAnsi="Times New Roman" w:cs="Times New Roman"/>
+          <w:sz w:val="28"/>
+          <w:szCs w:val="28"/>
+        </w:rPr>
         <w:t>hashmap</w:t>
       </w:r>
       <w:proofErr w:type="spellEnd"/>
       <w:r>
+        <w:rPr>
+          <w:rFonts w:ascii="Times New Roman" w:hAnsi="Times New Roman" w:cs="Times New Roman"/>
+          <w:sz w:val="28"/>
+          <w:szCs w:val="28"/>
+        </w:rPr>
         <w:t xml:space="preserve"> for handling the collision we use </w:t>
       </w:r>
       <w:proofErr w:type="spellStart"/>
       <w:r>
+        <w:rPr>
+          <w:rFonts w:ascii="Times New Roman" w:hAnsi="Times New Roman" w:cs="Times New Roman"/>
+          <w:sz w:val="28"/>
+          <w:szCs w:val="28"/>
+        </w:rPr>
         <w:t>linkedlilst</w:t>
       </w:r>
       <w:proofErr w:type="spellEnd"/>
       <w:r>
+        <w:rPr>
+          <w:rFonts w:ascii="Times New Roman" w:hAnsi="Times New Roman" w:cs="Times New Roman"/>
+          <w:sz w:val="28"/>
+          <w:szCs w:val="28"/>
+        </w:rPr>
         <w:t xml:space="preserve"> and </w:t>
       </w:r>
       <w:proofErr w:type="spellStart"/>
       <w:r>
+        <w:rPr>
+          <w:rFonts w:ascii="Times New Roman" w:hAnsi="Times New Roman" w:cs="Times New Roman"/>
+          <w:sz w:val="28"/>
+          <w:szCs w:val="28"/>
+        </w:rPr>
         <w:t>redblack</w:t>
       </w:r>
       <w:proofErr w:type="spellEnd"/>
       <w:r>
+        <w:rPr>
+          <w:rFonts w:ascii="Times New Roman" w:hAnsi="Times New Roman" w:cs="Times New Roman"/>
+          <w:sz w:val="28"/>
+          <w:szCs w:val="28"/>
+        </w:rPr>
         <w:t xml:space="preserve"> tree based on these below conditions.</w:t>
       </w:r>
       <w:r>
+        <w:rPr>
+          <w:rFonts w:ascii="Times New Roman" w:hAnsi="Times New Roman" w:cs="Times New Roman"/>
+          <w:sz w:val="28"/>
+          <w:szCs w:val="28"/>
+        </w:rPr>
         <w:br/>
       </w:r>
       <w:r>
+        <w:rPr>
+          <w:rFonts w:ascii="Times New Roman" w:hAnsi="Times New Roman" w:cs="Times New Roman"/>
+          <w:sz w:val="28"/>
+          <w:szCs w:val="28"/>
+        </w:rPr>
         <w:br/>
         <w:t xml:space="preserve"> condition is </w:t>
       </w:r>
     </w:p>
-    <w:p/>
-    <w:p>
+    <w:p>
+      <w:pPr>
+        <w:rPr>
+          <w:rFonts w:ascii="Times New Roman" w:hAnsi="Times New Roman" w:cs="Times New Roman"/>
+          <w:sz w:val="28"/>
+          <w:szCs w:val="28"/>
+        </w:rPr>
+      </w:pPr>
+    </w:p>
+    <w:p>
+      <w:pPr>
+        <w:rPr>
+          <w:rFonts w:ascii="Times New Roman" w:hAnsi="Times New Roman" w:cs="Times New Roman"/>
+          <w:sz w:val="28"/>
+          <w:szCs w:val="28"/>
+        </w:rPr>
+      </w:pPr>
       <w:proofErr w:type="gramStart"/>
       <w:r>
+        <w:rPr>
+          <w:rFonts w:ascii="Times New Roman" w:hAnsi="Times New Roman" w:cs="Times New Roman"/>
+          <w:sz w:val="28"/>
+          <w:szCs w:val="28"/>
+        </w:rPr>
         <w:t>If(</w:t>
       </w:r>
       <w:proofErr w:type="gramEnd"/>
       <w:r>
-        <w:t>64  node on bucket &gt; 8</w:t>
-      </w:r>
-      <w:r>
-        <w:t>){</w:t>
-      </w:r>
-    </w:p>
-    <w:p>
-      <w:r>
+        <w:rPr>
+          <w:rFonts w:ascii="Times New Roman" w:hAnsi="Times New Roman" w:cs="Times New Roman"/>
+          <w:sz w:val="28"/>
+          <w:szCs w:val="28"/>
+        </w:rPr>
+        <w:t>64  node on bucket &gt; 8){</w:t>
+      </w:r>
+    </w:p>
+    <w:p>
+      <w:pPr>
+        <w:rPr>
+          <w:rFonts w:ascii="Times New Roman" w:hAnsi="Times New Roman" w:cs="Times New Roman"/>
+          <w:sz w:val="28"/>
+          <w:szCs w:val="28"/>
+        </w:rPr>
+      </w:pPr>
+      <w:r>
+        <w:rPr>
+          <w:rFonts w:ascii="Times New Roman" w:hAnsi="Times New Roman" w:cs="Times New Roman"/>
+          <w:sz w:val="28"/>
+          <w:szCs w:val="28"/>
+        </w:rPr>
         <w:t xml:space="preserve">if </w:t>
       </w:r>
       <w:proofErr w:type="gramStart"/>
       <w:r>
+        <w:rPr>
+          <w:rFonts w:ascii="Times New Roman" w:hAnsi="Times New Roman" w:cs="Times New Roman"/>
+          <w:sz w:val="28"/>
+          <w:szCs w:val="28"/>
+        </w:rPr>
         <w:t xml:space="preserve">( </w:t>
       </w:r>
       <w:proofErr w:type="spellStart"/>
       <w:r>
+        <w:rPr>
+          <w:rFonts w:ascii="Times New Roman" w:hAnsi="Times New Roman" w:cs="Times New Roman"/>
+          <w:sz w:val="28"/>
+          <w:szCs w:val="28"/>
+        </w:rPr>
         <w:t>treethreshold</w:t>
       </w:r>
       <w:proofErr w:type="spellEnd"/>
       <w:proofErr w:type="gramEnd"/>
       <w:r>
+        <w:rPr>
+          <w:rFonts w:ascii="Times New Roman" w:hAnsi="Times New Roman" w:cs="Times New Roman"/>
+          <w:sz w:val="28"/>
+          <w:szCs w:val="28"/>
+        </w:rPr>
         <w:t xml:space="preserve"> &gt;  64){</w:t>
       </w:r>
       <w:r>
+        <w:rPr>
+          <w:rFonts w:ascii="Times New Roman" w:hAnsi="Times New Roman" w:cs="Times New Roman"/>
+          <w:sz w:val="28"/>
+          <w:szCs w:val="28"/>
+        </w:rPr>
         <w:br/>
       </w:r>
     </w:p>
     <w:p>
-      <w:r>
+      <w:pPr>
+        <w:rPr>
+          <w:rFonts w:ascii="Times New Roman" w:hAnsi="Times New Roman" w:cs="Times New Roman"/>
+          <w:sz w:val="28"/>
+          <w:szCs w:val="28"/>
+        </w:rPr>
+      </w:pPr>
+      <w:r>
+        <w:rPr>
+          <w:rFonts w:ascii="Times New Roman" w:hAnsi="Times New Roman" w:cs="Times New Roman"/>
+          <w:sz w:val="28"/>
+          <w:szCs w:val="28"/>
+        </w:rPr>
         <w:t xml:space="preserve">convert -&gt; </w:t>
       </w:r>
       <w:proofErr w:type="spellStart"/>
       <w:r>
+        <w:rPr>
+          <w:rFonts w:ascii="Times New Roman" w:hAnsi="Times New Roman" w:cs="Times New Roman"/>
+          <w:sz w:val="28"/>
+          <w:szCs w:val="28"/>
+        </w:rPr>
         <w:t>linkedlist</w:t>
       </w:r>
       <w:proofErr w:type="spellEnd"/>
       <w:r>
+        <w:rPr>
+          <w:rFonts w:ascii="Times New Roman" w:hAnsi="Times New Roman" w:cs="Times New Roman"/>
+          <w:sz w:val="28"/>
+          <w:szCs w:val="28"/>
+        </w:rPr>
         <w:t xml:space="preserve"> list to red black tree</w:t>
       </w:r>
     </w:p>
     <w:p>
-      <w:r>
+      <w:pPr>
+        <w:rPr>
+          <w:rFonts w:ascii="Times New Roman" w:hAnsi="Times New Roman" w:cs="Times New Roman"/>
+          <w:sz w:val="28"/>
+          <w:szCs w:val="28"/>
+        </w:rPr>
+      </w:pPr>
+      <w:r>
+        <w:rPr>
+          <w:rFonts w:ascii="Times New Roman" w:hAnsi="Times New Roman" w:cs="Times New Roman"/>
+          <w:sz w:val="28"/>
+          <w:szCs w:val="28"/>
+        </w:rPr>
         <w:t>}</w:t>
       </w:r>
     </w:p>
     <w:p>
+      <w:pPr>
+        <w:rPr>
+          <w:rFonts w:ascii="Times New Roman" w:hAnsi="Times New Roman" w:cs="Times New Roman"/>
+          <w:sz w:val="28"/>
+          <w:szCs w:val="28"/>
+        </w:rPr>
+      </w:pPr>
       <w:proofErr w:type="gramStart"/>
       <w:r>
+        <w:rPr>
+          <w:rFonts w:ascii="Times New Roman" w:hAnsi="Times New Roman" w:cs="Times New Roman"/>
+          <w:sz w:val="28"/>
+          <w:szCs w:val="28"/>
+        </w:rPr>
         <w:t>else{</w:t>
       </w:r>
       <w:proofErr w:type="gramEnd"/>
     </w:p>
     <w:p>
-      <w:r>
+      <w:pPr>
+        <w:rPr>
+          <w:rFonts w:ascii="Times New Roman" w:hAnsi="Times New Roman" w:cs="Times New Roman"/>
+          <w:sz w:val="28"/>
+          <w:szCs w:val="28"/>
+        </w:rPr>
+      </w:pPr>
+      <w:r>
+        <w:rPr>
+          <w:rFonts w:ascii="Times New Roman" w:hAnsi="Times New Roman" w:cs="Times New Roman"/>
+          <w:sz w:val="28"/>
+          <w:szCs w:val="28"/>
+        </w:rPr>
         <w:t xml:space="preserve">increase the size of buckets </w:t>
       </w:r>
     </w:p>
     <w:p>
-      <w:r>
+      <w:pPr>
+        <w:rPr>
+          <w:rFonts w:ascii="Times New Roman" w:hAnsi="Times New Roman" w:cs="Times New Roman"/>
+          <w:sz w:val="28"/>
+          <w:szCs w:val="28"/>
+        </w:rPr>
+      </w:pPr>
+      <w:r>
+        <w:rPr>
+          <w:rFonts w:ascii="Times New Roman" w:hAnsi="Times New Roman" w:cs="Times New Roman"/>
+          <w:sz w:val="28"/>
+          <w:szCs w:val="28"/>
+        </w:rPr>
         <w:t>}</w:t>
       </w:r>
     </w:p>
     <w:p>
-      <w:r>
+      <w:pPr>
+        <w:rPr>
+          <w:rFonts w:ascii="Times New Roman" w:hAnsi="Times New Roman" w:cs="Times New Roman"/>
+          <w:sz w:val="28"/>
+          <w:szCs w:val="28"/>
+        </w:rPr>
+      </w:pPr>
+      <w:r>
+        <w:rPr>
+          <w:rFonts w:ascii="Times New Roman" w:hAnsi="Times New Roman" w:cs="Times New Roman"/>
+          <w:sz w:val="28"/>
+          <w:szCs w:val="28"/>
+        </w:rPr>
         <w:t>}</w:t>
       </w:r>
     </w:p>
     <w:p>
-      <w:r>
+      <w:pPr>
+        <w:rPr>
+          <w:rFonts w:ascii="Times New Roman" w:hAnsi="Times New Roman" w:cs="Times New Roman"/>
+          <w:sz w:val="28"/>
+          <w:szCs w:val="28"/>
+        </w:rPr>
+      </w:pPr>
+      <w:r>
+        <w:rPr>
+          <w:rFonts w:ascii="Times New Roman" w:hAnsi="Times New Roman" w:cs="Times New Roman"/>
+          <w:sz w:val="28"/>
+          <w:szCs w:val="28"/>
+        </w:rPr>
         <w:t>this is how the collision get handled.</w:t>
       </w:r>
       <w:r>
+        <w:rPr>
+          <w:rFonts w:ascii="Times New Roman" w:hAnsi="Times New Roman" w:cs="Times New Roman"/>
+          <w:sz w:val="28"/>
+          <w:szCs w:val="28"/>
+        </w:rPr>
         <w:br/>
       </w:r>
     </w:p>
     <w:p>
-      <w:r>
+      <w:pPr>
+        <w:rPr>
+          <w:rFonts w:ascii="Times New Roman" w:hAnsi="Times New Roman" w:cs="Times New Roman"/>
+          <w:sz w:val="28"/>
+          <w:szCs w:val="28"/>
+        </w:rPr>
+      </w:pPr>
+      <w:r>
+        <w:rPr>
+          <w:rFonts w:ascii="Times New Roman" w:hAnsi="Times New Roman" w:cs="Times New Roman"/>
+          <w:sz w:val="28"/>
+          <w:szCs w:val="28"/>
+        </w:rPr>
+        <w:lastRenderedPageBreak/>
         <w:t xml:space="preserve">Load factor – default load factor of the </w:t>
       </w:r>
       <w:proofErr w:type="spellStart"/>
       <w:r>
+        <w:rPr>
+          <w:rFonts w:ascii="Times New Roman" w:hAnsi="Times New Roman" w:cs="Times New Roman"/>
+          <w:sz w:val="28"/>
+          <w:szCs w:val="28"/>
+        </w:rPr>
         <w:t>hashmap</w:t>
       </w:r>
       <w:proofErr w:type="spellEnd"/>
       <w:r>
+        <w:rPr>
+          <w:rFonts w:ascii="Times New Roman" w:hAnsi="Times New Roman" w:cs="Times New Roman"/>
+          <w:sz w:val="28"/>
+          <w:szCs w:val="28"/>
+        </w:rPr>
         <w:t xml:space="preserve"> is 0.75</w:t>
       </w:r>
       <w:r>
+        <w:rPr>
+          <w:rFonts w:ascii="Times New Roman" w:hAnsi="Times New Roman" w:cs="Times New Roman"/>
+          <w:sz w:val="28"/>
+          <w:szCs w:val="28"/>
+        </w:rPr>
         <w:br/>
       </w:r>
     </w:p>
     <w:p>
-      <w:r>
+      <w:pPr>
+        <w:rPr>
+          <w:rFonts w:ascii="Times New Roman" w:hAnsi="Times New Roman" w:cs="Times New Roman"/>
+          <w:sz w:val="28"/>
+          <w:szCs w:val="28"/>
+        </w:rPr>
+      </w:pPr>
+      <w:r>
+        <w:rPr>
+          <w:rFonts w:ascii="Times New Roman" w:hAnsi="Times New Roman" w:cs="Times New Roman"/>
+          <w:sz w:val="28"/>
+          <w:szCs w:val="28"/>
+        </w:rPr>
         <w:t xml:space="preserve">Means if the default capacity of the </w:t>
       </w:r>
       <w:proofErr w:type="spellStart"/>
       <w:r>
+        <w:rPr>
+          <w:rFonts w:ascii="Times New Roman" w:hAnsi="Times New Roman" w:cs="Times New Roman"/>
+          <w:sz w:val="28"/>
+          <w:szCs w:val="28"/>
+        </w:rPr>
         <w:t>hashmap</w:t>
       </w:r>
       <w:proofErr w:type="spellEnd"/>
       <w:r>
+        <w:rPr>
+          <w:rFonts w:ascii="Times New Roman" w:hAnsi="Times New Roman" w:cs="Times New Roman"/>
+          <w:sz w:val="28"/>
+          <w:szCs w:val="28"/>
+        </w:rPr>
         <w:t xml:space="preserve"> is 16.</w:t>
       </w:r>
     </w:p>
     <w:p>
-      <w:r>
+      <w:pPr>
+        <w:rPr>
+          <w:rFonts w:ascii="Times New Roman" w:hAnsi="Times New Roman" w:cs="Times New Roman"/>
+          <w:sz w:val="28"/>
+          <w:szCs w:val="28"/>
+        </w:rPr>
+      </w:pPr>
+      <w:r>
+        <w:rPr>
+          <w:rFonts w:ascii="Times New Roman" w:hAnsi="Times New Roman" w:cs="Times New Roman"/>
+          <w:sz w:val="28"/>
+          <w:szCs w:val="28"/>
+        </w:rPr>
         <w:t xml:space="preserve">And if the size will increase till 12 or greater then </w:t>
       </w:r>
       <w:r>
+        <w:rPr>
+          <w:rFonts w:ascii="Times New Roman" w:hAnsi="Times New Roman" w:cs="Times New Roman"/>
+          <w:sz w:val="28"/>
+          <w:szCs w:val="28"/>
+        </w:rPr>
         <w:t xml:space="preserve">then the capacity of the </w:t>
       </w:r>
       <w:proofErr w:type="spellStart"/>
       <w:r>
+        <w:rPr>
+          <w:rFonts w:ascii="Times New Roman" w:hAnsi="Times New Roman" w:cs="Times New Roman"/>
+          <w:sz w:val="28"/>
+          <w:szCs w:val="28"/>
+        </w:rPr>
         <w:t>hashmap</w:t>
       </w:r>
       <w:proofErr w:type="spellEnd"/>
       <w:r>
+        <w:rPr>
+          <w:rFonts w:ascii="Times New Roman" w:hAnsi="Times New Roman" w:cs="Times New Roman"/>
+          <w:sz w:val="28"/>
+          <w:szCs w:val="28"/>
+        </w:rPr>
         <w:t xml:space="preserve"> will increase to 32. For the </w:t>
       </w:r>
       <w:proofErr w:type="spellStart"/>
       <w:r>
+        <w:rPr>
+          <w:rFonts w:ascii="Times New Roman" w:hAnsi="Times New Roman" w:cs="Times New Roman"/>
+          <w:sz w:val="28"/>
+          <w:szCs w:val="28"/>
+        </w:rPr>
         <w:t>maintaince</w:t>
       </w:r>
       <w:proofErr w:type="spellEnd"/>
       <w:r>
+        <w:rPr>
+          <w:rFonts w:ascii="Times New Roman" w:hAnsi="Times New Roman" w:cs="Times New Roman"/>
+          <w:sz w:val="28"/>
+          <w:szCs w:val="28"/>
+        </w:rPr>
         <w:t xml:space="preserve"> of the time efficiency and space efficiency.</w:t>
       </w:r>
     </w:p>
-    <w:p/>
-    <w:p/>
+    <w:p>
+      <w:pPr>
+        <w:rPr>
+          <w:rFonts w:ascii="Times New Roman" w:hAnsi="Times New Roman" w:cs="Times New Roman"/>
+          <w:sz w:val="28"/>
+          <w:szCs w:val="28"/>
+        </w:rPr>
+      </w:pPr>
+    </w:p>
+    <w:p>
+      <w:pPr>
+        <w:rPr>
+          <w:rFonts w:ascii="Times New Roman" w:hAnsi="Times New Roman" w:cs="Times New Roman"/>
+          <w:sz w:val="28"/>
+          <w:szCs w:val="28"/>
+        </w:rPr>
+      </w:pPr>
+    </w:p>
     <w:p>
       <w:pPr>
         <w:pStyle w:val="Heading3"/>
-      </w:pPr>
-      <w:r>
+        <w:rPr>
+          <w:sz w:val="28"/>
+          <w:szCs w:val="28"/>
+        </w:rPr>
+      </w:pPr>
+      <w:r>
+        <w:rPr>
+          <w:sz w:val="28"/>
+          <w:szCs w:val="28"/>
+        </w:rPr>
         <w:t>1. Capacity</w:t>
       </w:r>
     </w:p>
@@ -1809,43 +2592,82 @@
           <w:ilvl w:val="0"/>
           <w:numId w:val="2"/>
         </w:numPr>
+        <w:rPr>
+          <w:sz w:val="28"/>
+          <w:szCs w:val="28"/>
+        </w:rPr>
       </w:pPr>
       <w:r>
         <w:rPr>
           <w:b/>
           <w:bCs/>
+          <w:sz w:val="28"/>
+          <w:szCs w:val="28"/>
         </w:rPr>
         <w:t>Definition:</w:t>
       </w:r>
       <w:r>
+        <w:rPr>
+          <w:sz w:val="28"/>
+          <w:szCs w:val="28"/>
+        </w:rPr>
         <w:t xml:space="preserve"> Capacity is the </w:t>
       </w:r>
       <w:r>
         <w:rPr>
           <w:b/>
           <w:bCs/>
+          <w:sz w:val="28"/>
+          <w:szCs w:val="28"/>
         </w:rPr>
         <w:t>total number of buckets</w:t>
       </w:r>
       <w:r>
+        <w:rPr>
+          <w:sz w:val="28"/>
+          <w:szCs w:val="28"/>
+        </w:rPr>
         <w:t xml:space="preserve"> (slots) currently allocated in the underlying array of the </w:t>
       </w:r>
       <w:r>
         <w:rPr>
           <w:rStyle w:val="HTMLCode"/>
+          <w:rFonts w:ascii="Times New Roman" w:hAnsi="Times New Roman" w:cs="Times New Roman"/>
+          <w:sz w:val="28"/>
+          <w:szCs w:val="28"/>
         </w:rPr>
         <w:t>HashMap</w:t>
       </w:r>
       <w:r>
+        <w:rPr>
+          <w:sz w:val="28"/>
+          <w:szCs w:val="28"/>
+        </w:rPr>
         <w:t>.</w:t>
       </w:r>
     </w:p>
-    <w:p/>
+    <w:p>
+      <w:pPr>
+        <w:rPr>
+          <w:rFonts w:ascii="Times New Roman" w:hAnsi="Times New Roman" w:cs="Times New Roman"/>
+          <w:sz w:val="28"/>
+          <w:szCs w:val="28"/>
+        </w:rPr>
+      </w:pPr>
+    </w:p>
     <w:p>
       <w:pPr>
         <w:pStyle w:val="Heading3"/>
-      </w:pPr>
-      <w:r>
+        <w:rPr>
+          <w:sz w:val="28"/>
+          <w:szCs w:val="28"/>
+        </w:rPr>
+      </w:pPr>
+      <w:r>
+        <w:rPr>
+          <w:sz w:val="28"/>
+          <w:szCs w:val="28"/>
+        </w:rPr>
         <w:t>2. Size</w:t>
       </w:r>
     </w:p>
@@ -1856,79 +2678,869 @@
           <w:ilvl w:val="0"/>
           <w:numId w:val="3"/>
         </w:numPr>
+        <w:rPr>
+          <w:sz w:val="28"/>
+          <w:szCs w:val="28"/>
+        </w:rPr>
       </w:pPr>
       <w:r>
         <w:rPr>
           <w:b/>
           <w:bCs/>
+          <w:sz w:val="28"/>
+          <w:szCs w:val="28"/>
         </w:rPr>
         <w:t>Definition:</w:t>
       </w:r>
       <w:r>
+        <w:rPr>
+          <w:sz w:val="28"/>
+          <w:szCs w:val="28"/>
+        </w:rPr>
         <w:t xml:space="preserve"> Size is the </w:t>
       </w:r>
       <w:r>
         <w:rPr>
           <w:b/>
           <w:bCs/>
+          <w:sz w:val="28"/>
+          <w:szCs w:val="28"/>
         </w:rPr>
         <w:t>actual number of key-value pairs</w:t>
       </w:r>
       <w:r>
+        <w:rPr>
+          <w:sz w:val="28"/>
+          <w:szCs w:val="28"/>
+        </w:rPr>
         <w:t xml:space="preserve"> currently stored inside the </w:t>
       </w:r>
     </w:p>
-    <w:p/>
-    <w:p/>
-    <w:p/>
-    <w:p/>
-    <w:p/>
-    <w:p/>
-    <w:p/>
-    <w:p/>
-    <w:p>
-      <w:pPr>
-        <w:pStyle w:val="ListParagraph"/>
-      </w:pPr>
-    </w:p>
-    <w:p>
-      <w:pPr>
-        <w:pStyle w:val="ListParagraph"/>
-      </w:pPr>
-    </w:p>
-    <w:p>
-      <w:pPr>
-        <w:pStyle w:val="ListParagraph"/>
-      </w:pPr>
-    </w:p>
-    <w:p>
-      <w:pPr>
-        <w:pStyle w:val="ListParagraph"/>
-      </w:pPr>
-    </w:p>
-    <w:p>
-      <w:pPr>
-        <w:pStyle w:val="ListParagraph"/>
-      </w:pPr>
-    </w:p>
-    <w:p>
-      <w:pPr>
-        <w:pStyle w:val="ListParagraph"/>
-      </w:pPr>
-    </w:p>
-    <w:p>
-      <w:pPr>
-        <w:pStyle w:val="ListParagraph"/>
-      </w:pPr>
-    </w:p>
-    <w:p>
-      <w:pPr>
-        <w:pStyle w:val="ListParagraph"/>
-      </w:pPr>
-    </w:p>
-    <w:p>
-      <w:pPr>
-        <w:pStyle w:val="ListParagraph"/>
+    <w:p>
+      <w:pPr>
+        <w:rPr>
+          <w:rFonts w:ascii="Times New Roman" w:hAnsi="Times New Roman" w:cs="Times New Roman"/>
+          <w:sz w:val="28"/>
+          <w:szCs w:val="28"/>
+        </w:rPr>
+      </w:pPr>
+    </w:p>
+    <w:p>
+      <w:pPr>
+        <w:rPr>
+          <w:rFonts w:ascii="Times New Roman" w:hAnsi="Times New Roman" w:cs="Times New Roman"/>
+          <w:sz w:val="28"/>
+          <w:szCs w:val="28"/>
+        </w:rPr>
+      </w:pPr>
+    </w:p>
+    <w:p>
+      <w:pPr>
+        <w:rPr>
+          <w:rFonts w:ascii="Times New Roman" w:hAnsi="Times New Roman" w:cs="Times New Roman"/>
+          <w:sz w:val="28"/>
+          <w:szCs w:val="28"/>
+        </w:rPr>
+      </w:pPr>
+      <w:r>
+        <w:rPr>
+          <w:rFonts w:ascii="Times New Roman" w:hAnsi="Times New Roman" w:cs="Times New Roman"/>
+          <w:sz w:val="28"/>
+          <w:szCs w:val="28"/>
+        </w:rPr>
+        <w:t>Operations –</w:t>
+      </w:r>
+    </w:p>
+    <w:p>
+      <w:pPr>
+        <w:pStyle w:val="ListParagraph"/>
+        <w:numPr>
+          <w:ilvl w:val="1"/>
+          <w:numId w:val="3"/>
+        </w:numPr>
+        <w:rPr>
+          <w:rFonts w:ascii="Times New Roman" w:hAnsi="Times New Roman" w:cs="Times New Roman"/>
+          <w:sz w:val="28"/>
+          <w:szCs w:val="28"/>
+        </w:rPr>
+      </w:pPr>
+      <w:r>
+        <w:rPr>
+          <w:rFonts w:ascii="Times New Roman" w:hAnsi="Times New Roman" w:cs="Times New Roman"/>
+          <w:b/>
+          <w:bCs/>
+          <w:sz w:val="28"/>
+          <w:szCs w:val="28"/>
+        </w:rPr>
+        <w:t xml:space="preserve">Insertion and </w:t>
+      </w:r>
+      <w:proofErr w:type="spellStart"/>
+      <w:r>
+        <w:rPr>
+          <w:rFonts w:ascii="Times New Roman" w:hAnsi="Times New Roman" w:cs="Times New Roman"/>
+          <w:b/>
+          <w:bCs/>
+          <w:sz w:val="28"/>
+          <w:szCs w:val="28"/>
+        </w:rPr>
+        <w:t>updation</w:t>
+      </w:r>
+      <w:proofErr w:type="spellEnd"/>
+      <w:r>
+        <w:rPr>
+          <w:rFonts w:ascii="Times New Roman" w:hAnsi="Times New Roman" w:cs="Times New Roman"/>
+          <w:b/>
+          <w:bCs/>
+          <w:sz w:val="28"/>
+          <w:szCs w:val="28"/>
+        </w:rPr>
+        <w:t xml:space="preserve"> (</w:t>
+      </w:r>
+      <w:proofErr w:type="gramStart"/>
+      <w:r>
+        <w:rPr>
+          <w:rFonts w:ascii="Times New Roman" w:hAnsi="Times New Roman" w:cs="Times New Roman"/>
+          <w:b/>
+          <w:bCs/>
+          <w:sz w:val="28"/>
+          <w:szCs w:val="28"/>
+        </w:rPr>
+        <w:t>O(</w:t>
+      </w:r>
+      <w:proofErr w:type="gramEnd"/>
+      <w:r>
+        <w:rPr>
+          <w:rFonts w:ascii="Times New Roman" w:hAnsi="Times New Roman" w:cs="Times New Roman"/>
+          <w:b/>
+          <w:bCs/>
+          <w:sz w:val="28"/>
+          <w:szCs w:val="28"/>
+        </w:rPr>
+        <w:t>1))</w:t>
+      </w:r>
+      <w:r>
+        <w:rPr>
+          <w:rFonts w:ascii="Times New Roman" w:hAnsi="Times New Roman" w:cs="Times New Roman"/>
+          <w:sz w:val="28"/>
+          <w:szCs w:val="28"/>
+        </w:rPr>
+        <w:t xml:space="preserve"> -  let suppose we have to insert one key 11-&gt;eleven</w:t>
+      </w:r>
+      <w:r>
+        <w:rPr>
+          <w:rFonts w:ascii="Times New Roman" w:hAnsi="Times New Roman" w:cs="Times New Roman"/>
+          <w:sz w:val="28"/>
+          <w:szCs w:val="28"/>
+        </w:rPr>
+        <w:br/>
+      </w:r>
+    </w:p>
+    <w:p>
+      <w:pPr>
+        <w:pStyle w:val="ListParagraph"/>
+        <w:ind w:left="1440"/>
+        <w:rPr>
+          <w:rFonts w:ascii="Times New Roman" w:hAnsi="Times New Roman" w:cs="Times New Roman"/>
+          <w:sz w:val="28"/>
+          <w:szCs w:val="28"/>
+        </w:rPr>
+      </w:pPr>
+      <w:r>
+        <w:rPr>
+          <w:rFonts w:ascii="Times New Roman" w:hAnsi="Times New Roman" w:cs="Times New Roman"/>
+          <w:sz w:val="28"/>
+          <w:szCs w:val="28"/>
+        </w:rPr>
+        <w:t xml:space="preserve">Firstly the </w:t>
+      </w:r>
+      <w:proofErr w:type="spellStart"/>
+      <w:proofErr w:type="gramStart"/>
+      <w:r>
+        <w:rPr>
+          <w:rFonts w:ascii="Times New Roman" w:hAnsi="Times New Roman" w:cs="Times New Roman"/>
+          <w:sz w:val="28"/>
+          <w:szCs w:val="28"/>
+        </w:rPr>
+        <w:t>hashcode</w:t>
+      </w:r>
+      <w:proofErr w:type="spellEnd"/>
+      <w:r>
+        <w:rPr>
+          <w:rFonts w:ascii="Times New Roman" w:hAnsi="Times New Roman" w:cs="Times New Roman"/>
+          <w:sz w:val="28"/>
+          <w:szCs w:val="28"/>
+        </w:rPr>
+        <w:t>(</w:t>
+      </w:r>
+      <w:proofErr w:type="gramEnd"/>
+      <w:r>
+        <w:rPr>
+          <w:rFonts w:ascii="Times New Roman" w:hAnsi="Times New Roman" w:cs="Times New Roman"/>
+          <w:sz w:val="28"/>
+          <w:szCs w:val="28"/>
+        </w:rPr>
+        <w:t xml:space="preserve">) function will be called that generate the </w:t>
+      </w:r>
+      <w:proofErr w:type="spellStart"/>
+      <w:r>
+        <w:rPr>
+          <w:rFonts w:ascii="Times New Roman" w:hAnsi="Times New Roman" w:cs="Times New Roman"/>
+          <w:sz w:val="28"/>
+          <w:szCs w:val="28"/>
+        </w:rPr>
+        <w:t>hashcode</w:t>
+      </w:r>
+      <w:proofErr w:type="spellEnd"/>
+      <w:r>
+        <w:rPr>
+          <w:rFonts w:ascii="Times New Roman" w:hAnsi="Times New Roman" w:cs="Times New Roman"/>
+          <w:sz w:val="28"/>
+          <w:szCs w:val="28"/>
+        </w:rPr>
+        <w:t xml:space="preserve"> then we will locate to the bucket by the formula </w:t>
+      </w:r>
+      <w:r>
+        <w:rPr>
+          <w:rFonts w:ascii="Times New Roman" w:hAnsi="Times New Roman" w:cs="Times New Roman"/>
+          <w:sz w:val="28"/>
+          <w:szCs w:val="28"/>
+        </w:rPr>
+        <w:br/>
+      </w:r>
+      <w:r>
+        <w:rPr>
+          <w:rFonts w:ascii="Times New Roman" w:hAnsi="Times New Roman" w:cs="Times New Roman"/>
+          <w:sz w:val="28"/>
+          <w:szCs w:val="28"/>
+        </w:rPr>
+        <w:br/>
+        <w:t xml:space="preserve">bucket of key = </w:t>
+      </w:r>
+      <w:proofErr w:type="spellStart"/>
+      <w:r>
+        <w:rPr>
+          <w:rFonts w:ascii="Times New Roman" w:hAnsi="Times New Roman" w:cs="Times New Roman"/>
+          <w:sz w:val="28"/>
+          <w:szCs w:val="28"/>
+        </w:rPr>
+        <w:t>hashcode</w:t>
+      </w:r>
+      <w:proofErr w:type="spellEnd"/>
+      <w:r>
+        <w:rPr>
+          <w:rFonts w:ascii="Times New Roman" w:hAnsi="Times New Roman" w:cs="Times New Roman"/>
+          <w:sz w:val="28"/>
+          <w:szCs w:val="28"/>
+        </w:rPr>
+        <w:t>% size of the map = 11</w:t>
+      </w:r>
+      <w:r>
+        <w:rPr>
+          <w:rFonts w:ascii="Times New Roman" w:hAnsi="Times New Roman" w:cs="Times New Roman"/>
+          <w:sz w:val="28"/>
+          <w:szCs w:val="28"/>
+        </w:rPr>
+        <w:t>%6= 5</w:t>
+      </w:r>
+    </w:p>
+    <w:p>
+      <w:pPr>
+        <w:pStyle w:val="ListParagraph"/>
+        <w:ind w:left="1440"/>
+        <w:rPr>
+          <w:rFonts w:ascii="Times New Roman" w:hAnsi="Times New Roman" w:cs="Times New Roman"/>
+          <w:sz w:val="28"/>
+          <w:szCs w:val="28"/>
+        </w:rPr>
+      </w:pPr>
+    </w:p>
+    <w:p>
+      <w:pPr>
+        <w:pStyle w:val="ListParagraph"/>
+        <w:ind w:left="1440"/>
+        <w:rPr>
+          <w:rFonts w:ascii="Times New Roman" w:hAnsi="Times New Roman" w:cs="Times New Roman"/>
+          <w:sz w:val="28"/>
+          <w:szCs w:val="28"/>
+        </w:rPr>
+      </w:pPr>
+      <w:r>
+        <w:rPr>
+          <w:rFonts w:ascii="Times New Roman" w:hAnsi="Times New Roman" w:cs="Times New Roman"/>
+          <w:sz w:val="28"/>
+          <w:szCs w:val="28"/>
+        </w:rPr>
+        <w:t>Then after that</w:t>
+      </w:r>
+      <w:r>
+        <w:rPr>
+          <w:rFonts w:ascii="Times New Roman" w:hAnsi="Times New Roman" w:cs="Times New Roman"/>
+          <w:sz w:val="28"/>
+          <w:szCs w:val="28"/>
+        </w:rPr>
+        <w:t xml:space="preserve"> it will check the bucket and in the </w:t>
+      </w:r>
+      <w:proofErr w:type="spellStart"/>
+      <w:r>
+        <w:rPr>
+          <w:rFonts w:ascii="Times New Roman" w:hAnsi="Times New Roman" w:cs="Times New Roman"/>
+          <w:sz w:val="28"/>
+          <w:szCs w:val="28"/>
+        </w:rPr>
+        <w:t>likedlist</w:t>
+      </w:r>
+      <w:proofErr w:type="spellEnd"/>
+      <w:r>
+        <w:rPr>
+          <w:rFonts w:ascii="Times New Roman" w:hAnsi="Times New Roman" w:cs="Times New Roman"/>
+          <w:sz w:val="28"/>
+          <w:szCs w:val="28"/>
+        </w:rPr>
+        <w:t xml:space="preserve"> or </w:t>
+      </w:r>
+      <w:proofErr w:type="spellStart"/>
+      <w:r>
+        <w:rPr>
+          <w:rFonts w:ascii="Times New Roman" w:hAnsi="Times New Roman" w:cs="Times New Roman"/>
+          <w:sz w:val="28"/>
+          <w:szCs w:val="28"/>
+        </w:rPr>
+        <w:t>redblack</w:t>
+      </w:r>
+      <w:proofErr w:type="spellEnd"/>
+      <w:r>
+        <w:rPr>
+          <w:rFonts w:ascii="Times New Roman" w:hAnsi="Times New Roman" w:cs="Times New Roman"/>
+          <w:sz w:val="28"/>
+          <w:szCs w:val="28"/>
+        </w:rPr>
+        <w:t xml:space="preserve"> tree it will look up for exact matching key with the help of equals method.</w:t>
+      </w:r>
+    </w:p>
+    <w:p>
+      <w:pPr>
+        <w:pStyle w:val="ListParagraph"/>
+        <w:ind w:left="1440"/>
+        <w:rPr>
+          <w:rFonts w:ascii="Times New Roman" w:hAnsi="Times New Roman" w:cs="Times New Roman"/>
+          <w:sz w:val="28"/>
+          <w:szCs w:val="28"/>
+        </w:rPr>
+      </w:pPr>
+    </w:p>
+    <w:p>
+      <w:pPr>
+        <w:pStyle w:val="ListParagraph"/>
+        <w:ind w:left="1440"/>
+        <w:rPr>
+          <w:rFonts w:ascii="Times New Roman" w:hAnsi="Times New Roman" w:cs="Times New Roman"/>
+          <w:sz w:val="28"/>
+          <w:szCs w:val="28"/>
+        </w:rPr>
+      </w:pPr>
+    </w:p>
+    <w:p>
+      <w:pPr>
+        <w:pStyle w:val="ListParagraph"/>
+        <w:ind w:left="1440"/>
+        <w:rPr>
+          <w:rFonts w:ascii="Times New Roman" w:hAnsi="Times New Roman" w:cs="Times New Roman"/>
+          <w:sz w:val="28"/>
+          <w:szCs w:val="28"/>
+        </w:rPr>
+      </w:pPr>
+      <w:r>
+        <w:rPr>
+          <w:rFonts w:ascii="Times New Roman" w:hAnsi="Times New Roman" w:cs="Times New Roman"/>
+          <w:sz w:val="28"/>
+          <w:szCs w:val="28"/>
+        </w:rPr>
+        <w:lastRenderedPageBreak/>
+        <w:t>Note</w:t>
+      </w:r>
+      <w:r>
+        <w:rPr>
+          <w:rFonts w:ascii="Times New Roman" w:hAnsi="Times New Roman" w:cs="Times New Roman"/>
+          <w:sz w:val="28"/>
+          <w:szCs w:val="28"/>
+        </w:rPr>
+        <w:br/>
+        <w:t xml:space="preserve">Methods that work internally inside the </w:t>
+      </w:r>
+      <w:proofErr w:type="spellStart"/>
+      <w:r>
+        <w:rPr>
+          <w:rFonts w:ascii="Times New Roman" w:hAnsi="Times New Roman" w:cs="Times New Roman"/>
+          <w:sz w:val="28"/>
+          <w:szCs w:val="28"/>
+        </w:rPr>
+        <w:t>hashmap</w:t>
+      </w:r>
+      <w:proofErr w:type="spellEnd"/>
+    </w:p>
+    <w:p>
+      <w:pPr>
+        <w:pStyle w:val="ListParagraph"/>
+        <w:ind w:left="1440"/>
+        <w:rPr>
+          <w:rFonts w:ascii="Times New Roman" w:hAnsi="Times New Roman" w:cs="Times New Roman"/>
+          <w:sz w:val="28"/>
+          <w:szCs w:val="28"/>
+        </w:rPr>
+      </w:pPr>
+    </w:p>
+    <w:p>
+      <w:pPr>
+        <w:pStyle w:val="ListParagraph"/>
+        <w:numPr>
+          <w:ilvl w:val="1"/>
+          <w:numId w:val="2"/>
+        </w:numPr>
+        <w:rPr>
+          <w:rFonts w:ascii="Times New Roman" w:hAnsi="Times New Roman" w:cs="Times New Roman"/>
+          <w:sz w:val="28"/>
+          <w:szCs w:val="28"/>
+        </w:rPr>
+      </w:pPr>
+      <w:proofErr w:type="spellStart"/>
+      <w:proofErr w:type="gramStart"/>
+      <w:r>
+        <w:rPr>
+          <w:rFonts w:ascii="Times New Roman" w:hAnsi="Times New Roman" w:cs="Times New Roman"/>
+          <w:sz w:val="28"/>
+          <w:szCs w:val="28"/>
+        </w:rPr>
+        <w:t>Hashcode</w:t>
+      </w:r>
+      <w:proofErr w:type="spellEnd"/>
+      <w:r>
+        <w:rPr>
+          <w:rFonts w:ascii="Times New Roman" w:hAnsi="Times New Roman" w:cs="Times New Roman"/>
+          <w:sz w:val="28"/>
+          <w:szCs w:val="28"/>
+        </w:rPr>
+        <w:t>(</w:t>
+      </w:r>
+      <w:proofErr w:type="gramEnd"/>
+      <w:r>
+        <w:rPr>
+          <w:rFonts w:ascii="Times New Roman" w:hAnsi="Times New Roman" w:cs="Times New Roman"/>
+          <w:sz w:val="28"/>
+          <w:szCs w:val="28"/>
+        </w:rPr>
+        <w:t xml:space="preserve">) -&gt; this method is used to calculate the internal </w:t>
+      </w:r>
+      <w:proofErr w:type="spellStart"/>
+      <w:r>
+        <w:rPr>
+          <w:rFonts w:ascii="Times New Roman" w:hAnsi="Times New Roman" w:cs="Times New Roman"/>
+          <w:sz w:val="28"/>
+          <w:szCs w:val="28"/>
+        </w:rPr>
+        <w:t>hashcode</w:t>
+      </w:r>
+      <w:proofErr w:type="spellEnd"/>
+      <w:r>
+        <w:rPr>
+          <w:rFonts w:ascii="Times New Roman" w:hAnsi="Times New Roman" w:cs="Times New Roman"/>
+          <w:sz w:val="28"/>
+          <w:szCs w:val="28"/>
+        </w:rPr>
+        <w:t xml:space="preserve"> for the key.</w:t>
+      </w:r>
+    </w:p>
+    <w:p>
+      <w:pPr>
+        <w:pStyle w:val="ListParagraph"/>
+        <w:numPr>
+          <w:ilvl w:val="1"/>
+          <w:numId w:val="2"/>
+        </w:numPr>
+        <w:rPr>
+          <w:rFonts w:ascii="Times New Roman" w:hAnsi="Times New Roman" w:cs="Times New Roman"/>
+          <w:sz w:val="28"/>
+          <w:szCs w:val="28"/>
+        </w:rPr>
+      </w:pPr>
+      <w:proofErr w:type="gramStart"/>
+      <w:r>
+        <w:rPr>
+          <w:rFonts w:ascii="Times New Roman" w:hAnsi="Times New Roman" w:cs="Times New Roman"/>
+          <w:sz w:val="28"/>
+          <w:szCs w:val="28"/>
+        </w:rPr>
+        <w:t>Equals(</w:t>
+      </w:r>
+      <w:proofErr w:type="gramEnd"/>
+      <w:r>
+        <w:rPr>
+          <w:rFonts w:ascii="Times New Roman" w:hAnsi="Times New Roman" w:cs="Times New Roman"/>
+          <w:sz w:val="28"/>
+          <w:szCs w:val="28"/>
+        </w:rPr>
+        <w:t xml:space="preserve">) -&gt; this method is used to compare the exact </w:t>
+      </w:r>
+      <w:r>
+        <w:rPr>
+          <w:rFonts w:ascii="Times New Roman" w:hAnsi="Times New Roman" w:cs="Times New Roman"/>
+          <w:sz w:val="28"/>
+          <w:szCs w:val="28"/>
+        </w:rPr>
+        <w:t>key and value pair is present in side the bucket or not if yes then it will overwrite the value of the that key with new value and if no the I with create  a new key.</w:t>
+      </w:r>
+    </w:p>
+    <w:p>
+      <w:pPr>
+        <w:pStyle w:val="ListParagraph"/>
+        <w:ind w:left="1440"/>
+        <w:rPr>
+          <w:rFonts w:ascii="Times New Roman" w:hAnsi="Times New Roman" w:cs="Times New Roman"/>
+          <w:sz w:val="28"/>
+          <w:szCs w:val="28"/>
+        </w:rPr>
+      </w:pPr>
+    </w:p>
+    <w:p>
+      <w:pPr>
+        <w:pStyle w:val="ListParagraph"/>
+        <w:ind w:left="1440"/>
+        <w:rPr>
+          <w:rFonts w:ascii="Times New Roman" w:hAnsi="Times New Roman" w:cs="Times New Roman"/>
+          <w:sz w:val="28"/>
+          <w:szCs w:val="28"/>
+        </w:rPr>
+      </w:pPr>
+      <w:r>
+        <w:rPr>
+          <w:rFonts w:ascii="Times New Roman" w:hAnsi="Times New Roman" w:cs="Times New Roman"/>
+          <w:sz w:val="28"/>
+          <w:szCs w:val="28"/>
+        </w:rPr>
+        <w:t xml:space="preserve">During the checking of the insertion place the iteration is going with </w:t>
+      </w:r>
+      <w:proofErr w:type="gramStart"/>
+      <w:r>
+        <w:rPr>
+          <w:rFonts w:ascii="Times New Roman" w:hAnsi="Times New Roman" w:cs="Times New Roman"/>
+          <w:sz w:val="28"/>
+          <w:szCs w:val="28"/>
+        </w:rPr>
+        <w:t>node to node</w:t>
+      </w:r>
+      <w:proofErr w:type="gramEnd"/>
+      <w:r>
+        <w:rPr>
+          <w:rFonts w:ascii="Times New Roman" w:hAnsi="Times New Roman" w:cs="Times New Roman"/>
+          <w:sz w:val="28"/>
+          <w:szCs w:val="28"/>
+        </w:rPr>
+        <w:t xml:space="preserve"> connection in the </w:t>
+      </w:r>
+      <w:proofErr w:type="spellStart"/>
+      <w:r>
+        <w:rPr>
+          <w:rFonts w:ascii="Times New Roman" w:hAnsi="Times New Roman" w:cs="Times New Roman"/>
+          <w:sz w:val="28"/>
+          <w:szCs w:val="28"/>
+        </w:rPr>
+        <w:t>linkedlist</w:t>
+      </w:r>
+      <w:proofErr w:type="spellEnd"/>
+      <w:r>
+        <w:rPr>
+          <w:rFonts w:ascii="Times New Roman" w:hAnsi="Times New Roman" w:cs="Times New Roman"/>
+          <w:sz w:val="28"/>
+          <w:szCs w:val="28"/>
+        </w:rPr>
+        <w:t xml:space="preserve"> for checking the presence.</w:t>
+      </w:r>
+    </w:p>
+    <w:p>
+      <w:pPr>
+        <w:pStyle w:val="ListParagraph"/>
+        <w:ind w:left="1440"/>
+        <w:rPr>
+          <w:rFonts w:ascii="Times New Roman" w:hAnsi="Times New Roman" w:cs="Times New Roman"/>
+          <w:sz w:val="28"/>
+          <w:szCs w:val="28"/>
+        </w:rPr>
+      </w:pPr>
+    </w:p>
+    <w:p>
+      <w:pPr>
+        <w:pStyle w:val="ListParagraph"/>
+        <w:ind w:left="1440"/>
+        <w:rPr>
+          <w:rFonts w:ascii="Times New Roman" w:hAnsi="Times New Roman" w:cs="Times New Roman"/>
+          <w:sz w:val="28"/>
+          <w:szCs w:val="28"/>
+        </w:rPr>
+      </w:pPr>
+    </w:p>
+    <w:p>
+      <w:pPr>
+        <w:pStyle w:val="ListParagraph"/>
+        <w:ind w:left="1440"/>
+        <w:rPr>
+          <w:rFonts w:ascii="Times New Roman" w:hAnsi="Times New Roman" w:cs="Times New Roman"/>
+          <w:sz w:val="28"/>
+          <w:szCs w:val="28"/>
+        </w:rPr>
+      </w:pPr>
+    </w:p>
+    <w:p>
+      <w:pPr>
+        <w:pStyle w:val="ListParagraph"/>
+        <w:numPr>
+          <w:ilvl w:val="1"/>
+          <w:numId w:val="3"/>
+        </w:numPr>
+        <w:rPr>
+          <w:rFonts w:ascii="Times New Roman" w:hAnsi="Times New Roman" w:cs="Times New Roman"/>
+          <w:sz w:val="28"/>
+          <w:szCs w:val="28"/>
+        </w:rPr>
+      </w:pPr>
+      <w:r>
+        <w:rPr>
+          <w:rFonts w:ascii="Times New Roman" w:hAnsi="Times New Roman" w:cs="Times New Roman"/>
+          <w:b/>
+          <w:bCs/>
+          <w:sz w:val="28"/>
+          <w:szCs w:val="28"/>
+        </w:rPr>
+        <w:t xml:space="preserve">Deletion </w:t>
+      </w:r>
+      <w:proofErr w:type="gramStart"/>
+      <w:r>
+        <w:rPr>
+          <w:rFonts w:ascii="Times New Roman" w:hAnsi="Times New Roman" w:cs="Times New Roman"/>
+          <w:b/>
+          <w:bCs/>
+          <w:sz w:val="28"/>
+          <w:szCs w:val="28"/>
+        </w:rPr>
+        <w:t>O(</w:t>
+      </w:r>
+      <w:proofErr w:type="gramEnd"/>
+      <w:r>
+        <w:rPr>
+          <w:rFonts w:ascii="Times New Roman" w:hAnsi="Times New Roman" w:cs="Times New Roman"/>
+          <w:b/>
+          <w:bCs/>
+          <w:sz w:val="28"/>
+          <w:szCs w:val="28"/>
+        </w:rPr>
+        <w:t>1))</w:t>
+      </w:r>
+      <w:r>
+        <w:rPr>
+          <w:rFonts w:ascii="Times New Roman" w:hAnsi="Times New Roman" w:cs="Times New Roman"/>
+          <w:sz w:val="28"/>
+          <w:szCs w:val="28"/>
+        </w:rPr>
+        <w:t xml:space="preserve"> </w:t>
+      </w:r>
+      <w:r>
+        <w:rPr>
+          <w:rFonts w:ascii="Times New Roman" w:hAnsi="Times New Roman" w:cs="Times New Roman"/>
+          <w:b/>
+          <w:bCs/>
+          <w:sz w:val="28"/>
+          <w:szCs w:val="28"/>
+        </w:rPr>
+        <w:t xml:space="preserve">– </w:t>
+      </w:r>
+      <w:r>
+        <w:rPr>
+          <w:rFonts w:ascii="Times New Roman" w:hAnsi="Times New Roman" w:cs="Times New Roman"/>
+          <w:sz w:val="28"/>
+          <w:szCs w:val="28"/>
+        </w:rPr>
+        <w:t xml:space="preserve">it will do same for checking the element and delete it if its </w:t>
+      </w:r>
+      <w:proofErr w:type="spellStart"/>
+      <w:r>
+        <w:rPr>
+          <w:rFonts w:ascii="Times New Roman" w:hAnsi="Times New Roman" w:cs="Times New Roman"/>
+          <w:sz w:val="28"/>
+          <w:szCs w:val="28"/>
+        </w:rPr>
+        <w:t>finded</w:t>
+      </w:r>
+      <w:proofErr w:type="spellEnd"/>
+      <w:r>
+        <w:rPr>
+          <w:rFonts w:ascii="Times New Roman" w:hAnsi="Times New Roman" w:cs="Times New Roman"/>
+          <w:sz w:val="28"/>
+          <w:szCs w:val="28"/>
+        </w:rPr>
+        <w:t>.</w:t>
+      </w:r>
+    </w:p>
+    <w:p>
+      <w:pPr>
+        <w:pStyle w:val="ListParagraph"/>
+        <w:numPr>
+          <w:ilvl w:val="1"/>
+          <w:numId w:val="3"/>
+        </w:numPr>
+        <w:rPr>
+          <w:rFonts w:ascii="Times New Roman" w:hAnsi="Times New Roman" w:cs="Times New Roman"/>
+          <w:b/>
+          <w:bCs/>
+          <w:sz w:val="28"/>
+          <w:szCs w:val="28"/>
+        </w:rPr>
+      </w:pPr>
+      <w:r>
+        <w:rPr>
+          <w:rFonts w:ascii="Times New Roman" w:hAnsi="Times New Roman" w:cs="Times New Roman"/>
+          <w:b/>
+          <w:bCs/>
+          <w:sz w:val="28"/>
+          <w:szCs w:val="28"/>
+        </w:rPr>
+        <w:t>Search(</w:t>
+      </w:r>
+      <w:proofErr w:type="gramStart"/>
+      <w:r>
+        <w:rPr>
+          <w:rFonts w:ascii="Times New Roman" w:hAnsi="Times New Roman" w:cs="Times New Roman"/>
+          <w:b/>
+          <w:bCs/>
+          <w:sz w:val="28"/>
+          <w:szCs w:val="28"/>
+        </w:rPr>
+        <w:t>O(</w:t>
+      </w:r>
+      <w:proofErr w:type="gramEnd"/>
+      <w:r>
+        <w:rPr>
+          <w:rFonts w:ascii="Times New Roman" w:hAnsi="Times New Roman" w:cs="Times New Roman"/>
+          <w:b/>
+          <w:bCs/>
+          <w:sz w:val="28"/>
+          <w:szCs w:val="28"/>
+        </w:rPr>
+        <w:t>1))</w:t>
+      </w:r>
+    </w:p>
+    <w:p>
+      <w:pPr>
+        <w:rPr>
+          <w:rFonts w:ascii="Times New Roman" w:hAnsi="Times New Roman" w:cs="Times New Roman"/>
+          <w:sz w:val="28"/>
+          <w:szCs w:val="28"/>
+        </w:rPr>
+      </w:pPr>
+    </w:p>
+    <w:p>
+      <w:pPr>
+        <w:rPr>
+          <w:rFonts w:ascii="Times New Roman" w:hAnsi="Times New Roman" w:cs="Times New Roman"/>
+          <w:sz w:val="28"/>
+          <w:szCs w:val="28"/>
+        </w:rPr>
+      </w:pPr>
+    </w:p>
+    <w:p>
+      <w:pPr>
+        <w:rPr>
+          <w:rFonts w:ascii="Times New Roman" w:hAnsi="Times New Roman" w:cs="Times New Roman"/>
+          <w:sz w:val="28"/>
+          <w:szCs w:val="28"/>
+        </w:rPr>
+      </w:pPr>
+    </w:p>
+    <w:p>
+      <w:pPr>
+        <w:pStyle w:val="ListParagraph"/>
+        <w:rPr>
+          <w:rFonts w:ascii="Times New Roman" w:hAnsi="Times New Roman" w:cs="Times New Roman"/>
+          <w:sz w:val="28"/>
+          <w:szCs w:val="28"/>
+        </w:rPr>
+      </w:pPr>
+    </w:p>
+    <w:p>
+      <w:pPr>
+        <w:pStyle w:val="ListParagraph"/>
+        <w:rPr>
+          <w:rFonts w:ascii="Times New Roman" w:hAnsi="Times New Roman" w:cs="Times New Roman"/>
+          <w:sz w:val="28"/>
+          <w:szCs w:val="28"/>
+        </w:rPr>
+      </w:pPr>
+    </w:p>
+    <w:p>
+      <w:pPr>
+        <w:pStyle w:val="ListParagraph"/>
+        <w:rPr>
+          <w:rFonts w:ascii="Times New Roman" w:hAnsi="Times New Roman" w:cs="Times New Roman"/>
+          <w:sz w:val="28"/>
+          <w:szCs w:val="28"/>
+        </w:rPr>
+      </w:pPr>
+    </w:p>
+    <w:p>
+      <w:pPr>
+        <w:pStyle w:val="ListParagraph"/>
+        <w:rPr>
+          <w:rFonts w:ascii="Times New Roman" w:hAnsi="Times New Roman" w:cs="Times New Roman"/>
+          <w:sz w:val="28"/>
+          <w:szCs w:val="28"/>
+        </w:rPr>
+      </w:pPr>
+    </w:p>
+    <w:p>
+      <w:pPr>
+        <w:pStyle w:val="ListParagraph"/>
+        <w:rPr>
+          <w:rFonts w:ascii="Times New Roman" w:hAnsi="Times New Roman" w:cs="Times New Roman"/>
+          <w:sz w:val="28"/>
+          <w:szCs w:val="28"/>
+        </w:rPr>
+      </w:pPr>
+    </w:p>
+    <w:p>
+      <w:pPr>
+        <w:pStyle w:val="ListParagraph"/>
+        <w:rPr>
+          <w:rFonts w:ascii="Times New Roman" w:hAnsi="Times New Roman" w:cs="Times New Roman"/>
+          <w:sz w:val="28"/>
+          <w:szCs w:val="28"/>
+        </w:rPr>
+      </w:pPr>
+    </w:p>
+    <w:p>
+      <w:pPr>
+        <w:pStyle w:val="ListParagraph"/>
+        <w:rPr>
+          <w:rFonts w:ascii="Times New Roman" w:hAnsi="Times New Roman" w:cs="Times New Roman"/>
+          <w:sz w:val="28"/>
+          <w:szCs w:val="28"/>
+        </w:rPr>
+      </w:pPr>
+    </w:p>
+    <w:p>
+      <w:pPr>
+        <w:pStyle w:val="ListParagraph"/>
+        <w:rPr>
+          <w:rFonts w:ascii="Times New Roman" w:hAnsi="Times New Roman" w:cs="Times New Roman"/>
+          <w:sz w:val="28"/>
+          <w:szCs w:val="28"/>
+        </w:rPr>
+      </w:pPr>
+    </w:p>
+    <w:p>
+      <w:pPr>
+        <w:pStyle w:val="ListParagraph"/>
+        <w:rPr>
+          <w:rFonts w:ascii="Times New Roman" w:hAnsi="Times New Roman" w:cs="Times New Roman"/>
+          <w:sz w:val="28"/>
+          <w:szCs w:val="28"/>
+        </w:rPr>
       </w:pPr>
     </w:p>
     <w:sectPr>
@@ -1946,7 +3558,7 @@
   <w:abstractNum w:abstractNumId="0" w15:restartNumberingAfterBreak="0">
     <w:nsid w:val="392B587D"/>
     <w:multiLevelType w:val="multilevel"/>
-    <w:tmpl w:val="ED768EC2"/>
+    <w:tmpl w:val="1890AFC4"/>
     <w:lvl w:ilvl="0">
       <w:start w:val="1"/>
       <w:numFmt w:val="bullet"/>
@@ -1963,20 +3575,16 @@
         <w:sz w:val="20"/>
       </w:rPr>
     </w:lvl>
-    <w:lvl w:ilvl="1" w:tentative="1">
+    <w:lvl w:ilvl="1">
       <w:start w:val="1"/>
-      <w:numFmt w:val="bullet"/>
-      <w:lvlText w:val="o"/>
+      <w:numFmt w:val="decimal"/>
+      <w:lvlText w:val="%2."/>
       <w:lvlJc w:val="left"/>
       <w:pPr>
-        <w:tabs>
-          <w:tab w:val="num" w:pos="1440"/>
-        </w:tabs>
         <w:ind w:left="1440" w:hanging="360"/>
       </w:pPr>
       <w:rPr>
-        <w:rFonts w:ascii="Courier New" w:hAnsi="Courier New" w:hint="default"/>
-        <w:sz w:val="20"/>
+        <w:rFonts w:hint="default"/>
       </w:rPr>
     </w:lvl>
     <w:lvl w:ilvl="2" w:tentative="1">
@@ -2184,7 +3792,7 @@
   <w:abstractNum w:abstractNumId="2" w15:restartNumberingAfterBreak="0">
     <w:nsid w:val="7BFD5FFA"/>
     <w:multiLevelType w:val="multilevel"/>
-    <w:tmpl w:val="7520AB2E"/>
+    <w:tmpl w:val="FB5EE8FC"/>
     <w:lvl w:ilvl="0">
       <w:start w:val="1"/>
       <w:numFmt w:val="bullet"/>
@@ -2201,20 +3809,16 @@
         <w:sz w:val="20"/>
       </w:rPr>
     </w:lvl>
-    <w:lvl w:ilvl="1" w:tentative="1">
+    <w:lvl w:ilvl="1">
       <w:start w:val="1"/>
-      <w:numFmt w:val="bullet"/>
-      <w:lvlText w:val="o"/>
+      <w:numFmt w:val="decimal"/>
+      <w:lvlText w:val="%2."/>
       <w:lvlJc w:val="left"/>
       <w:pPr>
-        <w:tabs>
-          <w:tab w:val="num" w:pos="1440"/>
-        </w:tabs>
         <w:ind w:left="1440" w:hanging="360"/>
       </w:pPr>
       <w:rPr>
-        <w:rFonts w:ascii="Courier New" w:hAnsi="Courier New" w:hint="default"/>
-        <w:sz w:val="20"/>
+        <w:rFonts w:hint="default"/>
       </w:rPr>
     </w:lvl>
     <w:lvl w:ilvl="2" w:tentative="1">
